--- a/대본/2부/11화_The_KOL.docx
+++ b/대본/2부/11화_The_KOL.docx
@@ -2,7 +2,7 @@
 <file path=word/document.xml><?xml version="1.0" encoding="utf-8"?>
 <w:document xmlns:w="http://schemas.openxmlformats.org/wordprocessingml/2006/main" xmlns:m="http://schemas.openxmlformats.org/officeDocument/2006/math" xmlns:r="http://schemas.openxmlformats.org/officeDocument/2006/relationships" xmlns:o="urn:schemas-microsoft-com:office:office" xmlns:v="urn:schemas-microsoft-com:vml" xmlns:w10="urn:schemas-microsoft-com:office:word" xmlns:a="http://schemas.openxmlformats.org/drawingml/2006/main" xmlns:pic="http://schemas.openxmlformats.org/drawingml/2006/picture" xmlns:wp="http://schemas.openxmlformats.org/drawingml/2006/wordprocessingDrawing">
   <w:body>
-    <w:bookmarkStart w:id="31" w:name="ship-it-2부-11화"/>
+    <w:bookmarkStart w:id="32" w:name="ship-it-2부-11화"/>
     <w:p>
       <w:pPr>
         <w:pStyle w:val="Heading1"/>
@@ -65,7 +65,7 @@
         <w:t xml:space="preserve"> </w:t>
       </w:r>
       <w:r>
-        <w:t xml:space="preserve">- 규칙: 지문 없음. 전 화 100% 「화자명: 대사」. 1턴 15단어 이내.</w:t>
+        <w:t xml:space="preserve">- 규칙: 지문 없음. 전 화 100% 「화자명: 대사」. 1턴 15단어 이내 + 긴 턴 10~15회(25~35단어).</w:t>
       </w:r>
       <w:r>
         <w:t xml:space="preserve"> </w:t>
@@ -330,13 +330,13 @@
         </w:numPr>
       </w:pPr>
       <w:r>
-        <w:t xml:space="preserve">GRACE: Respect her. Don’t flatter her. And never say yes just to please her.</w:t>
-      </w:r>
-      <w:r>
-        <w:t xml:space="preserve"> </w:t>
-      </w:r>
-      <w:r>
-        <w:t xml:space="preserve">그레이스: 존중하세요. 아부하지 말고요. 그리고 기분 맞춰 주려고</w:t>
+        <w:t xml:space="preserve">GRACE: Respect her, but don’t flatter her, because she hears flattery all day and she hates it. And never say yes just to please her. She remembers every promise you make.</w:t>
+      </w:r>
+      <w:r>
+        <w:t xml:space="preserve"> </w:t>
+      </w:r>
+      <w:r>
+        <w:t xml:space="preserve">그레이스: 존중하되 아부는 하지 마세요. 그분은 하루 종일 아부를 듣고, 그걸 싫어하거든요. 그리고 기분 맞춰 주려고 절대</w:t>
       </w:r>
       <w:r>
         <w:t xml:space="preserve"> </w:t>
@@ -351,7 +351,7 @@
         <w:t xml:space="preserve">”</w:t>
       </w:r>
       <w:r>
-        <w:t xml:space="preserve">라고 하면 절대 안 돼요.</w:t>
+        <w:t xml:space="preserve">라고 하지 마세요. 그분은 우리가 한 약속을 하나도 빠짐없이 기억해요.</w:t>
       </w:r>
     </w:p>
     <w:p>
@@ -705,13 +705,13 @@
         </w:numPr>
       </w:pPr>
       <w:r>
-        <w:t xml:space="preserve">ELENA: Animal study at an emergency dose. Two point seven times faster. Both arms, same dose.</w:t>
-      </w:r>
-      <w:r>
-        <w:t xml:space="preserve"> </w:t>
-      </w:r>
-      <w:r>
-        <w:t xml:space="preserve">엘레나: 응급 용량 동물 시험. 2.7배 빠름. 양쪽 군 동일 용량.</w:t>
+        <w:t xml:space="preserve">ELENA: We ran the animal study at an emergency dose, the dose you’d really use in an occlusion. It was two point seven times faster. Both arms got the same dose, so it’s fair.</w:t>
+      </w:r>
+      <w:r>
+        <w:t xml:space="preserve"> </w:t>
+      </w:r>
+      <w:r>
+        <w:t xml:space="preserve">엘레나: 동물 시험은 응급 용량으로 했어요. 실제 혈관 폐색에서 쓰실 용량이죠. 2.7배 빨랐어요. 양쪽 군 모두 같은 용량을 받았으니 공정한 비교예요.</w:t>
       </w:r>
     </w:p>
     <w:p>
@@ -756,13 +756,13 @@
         </w:numPr>
       </w:pPr>
       <w:r>
-        <w:t xml:space="preserve">STEIN: You reported the bad one too? Most companies hide the first study.</w:t>
-      </w:r>
-      <w:r>
-        <w:t xml:space="preserve"> </w:t>
-      </w:r>
-      <w:r>
-        <w:t xml:space="preserve">스타인: 나쁜 것도 보고했어요? 대부분의 회사는 첫 시험을 숨겨요.</w:t>
+        <w:t xml:space="preserve">STEIN: You reported the bad one too? Most companies hide the first study, or they call it a pilot and bury it in an appendix. I’ve read hundreds of those decks.</w:t>
+      </w:r>
+      <w:r>
+        <w:t xml:space="preserve"> </w:t>
+      </w:r>
+      <w:r>
+        <w:t xml:space="preserve">스타인: 나쁜 것도 보고했어요? 대부분의 회사는 첫 시험을 숨기거나, 파일럿이라고 부르면서 부록 속에 묻어 버려요. 그런 발표 자료를 수백 개는 읽어 봤어요.</w:t>
       </w:r>
     </w:p>
     <w:p>
@@ -892,13 +892,13 @@
         </w:numPr>
       </w:pPr>
       <w:r>
-        <w:t xml:space="preserve">STEIN: One. I’m the national PI. Not one PI among fifteen. The lead.</w:t>
-      </w:r>
-      <w:r>
-        <w:t xml:space="preserve"> </w:t>
-      </w:r>
-      <w:r>
-        <w:t xml:space="preserve">스타인: 하나. 내가 전국 책임연구자예요. 열다섯 명 중 한 명이 아니라. 대표로.</w:t>
+        <w:t xml:space="preserve">STEIN: One. I’m the national PI. Not one PI among fifteen, sitting quietly at the back of the investigator meeting. The lead. If my name is on this trial, I run it properly.</w:t>
+      </w:r>
+      <w:r>
+        <w:t xml:space="preserve"> </w:t>
+      </w:r>
+      <w:r>
+        <w:t xml:space="preserve">스타인: 하나. 내가 전국 책임연구자예요. 연구자 회의 뒤쪽에 조용히 앉아 있는 열다섯 명 중 한 명이 아니라. 대표로요. 이 임상에 내 이름이 걸린다면, 제대로 이끌 거예요.</w:t>
       </w:r>
     </w:p>
     <w:p>
@@ -1089,13 +1089,13 @@
         </w:numPr>
       </w:pPr>
       <w:r>
-        <w:t xml:space="preserve">NOAH: It would also need a softer gel. A different product. And more risk.</w:t>
-      </w:r>
-      <w:r>
-        <w:t xml:space="preserve"> </w:t>
-      </w:r>
-      <w:r>
-        <w:t xml:space="preserve">노아: 그러려면 더 부드러운 젤도 필요해요. 다른 제품이고요. 리스크도 더 크죠.</w:t>
+        <w:t xml:space="preserve">NOAH: It would also need a softer gel, which means a different product with a different safety profile. That’s more risk, more time and more money, and we can’t get our first trial wrong.</w:t>
+      </w:r>
+      <w:r>
+        <w:t xml:space="preserve"> </w:t>
+      </w:r>
+      <w:r>
+        <w:t xml:space="preserve">노아: 그러려면 더 부드러운 젤도 필요한데, 그건 안전성 특성이 다른 별개의 제품이라는 뜻이에요. 리스크도, 시간도, 돈도 더 들고, 저희는 첫 임상을 망칠 수 없어요.</w:t>
       </w:r>
     </w:p>
     <w:p>
@@ -1259,13 +1259,13 @@
         </w:numPr>
       </w:pPr>
       <w:r>
-        <w:t xml:space="preserve">GRACE: True. The value is based on local costs. We’ll use an independent benchmark.</w:t>
-      </w:r>
-      <w:r>
-        <w:t xml:space="preserve"> </w:t>
-      </w:r>
-      <w:r>
-        <w:t xml:space="preserve">그레이스: 맞아요. 지역 비용 기준이에요. 독립적인 기준 자료를 쓸 거예요.</w:t>
+        <w:t xml:space="preserve">GRACE: True. The value is based on local costs, so a clinic in Beverly Hills can be paid more than one in Texas. But we’ll use an independent benchmark, so nobody can say we chose it.</w:t>
+      </w:r>
+      <w:r>
+        <w:t xml:space="preserve"> </w:t>
+      </w:r>
+      <w:r>
+        <w:t xml:space="preserve">그레이스: 맞아요. 지역 비용을 기준으로 하니까, 베벌리힐스 병원은 텍사스 병원보다 더 받을 수 있어요. 하지만 독립적인 기준 자료를 쓸 거라서, 우리가 숫자를 임의로 골랐다고 아무도 말 못 해요.</w:t>
       </w:r>
     </w:p>
     <w:p>
@@ -1293,13 +1293,13 @@
         </w:numPr>
       </w:pPr>
       <w:r>
-        <w:t xml:space="preserve">GRACE: If we overpay a doctor, it can look like a bribe. That’s illegal.</w:t>
-      </w:r>
-      <w:r>
-        <w:t xml:space="preserve"> </w:t>
-      </w:r>
-      <w:r>
-        <w:t xml:space="preserve">그레이스: 의사에게 과하게 지급하면 뇌물처럼 보일 수 있어요. 그건 불법이에요.</w:t>
+        <w:t xml:space="preserve">GRACE: Because if we overpay a doctor, it can look like a bribe, either for enrolling patients or for saying nice things about the product. That’s illegal, and it could put the whole trial at risk.</w:t>
+      </w:r>
+      <w:r>
+        <w:t xml:space="preserve"> </w:t>
+      </w:r>
+      <w:r>
+        <w:t xml:space="preserve">그레이스: 의사에게 과하게 지급하면, 환자를 등록해 준 대가나 제품을 좋게 말해 준 대가로 주는 뇌물처럼 보일 수 있거든요. 그건 불법이고, 임상 전체를 위험에 빠뜨릴 수 있어요.</w:t>
       </w:r>
     </w:p>
     <w:p>
@@ -1463,13 +1463,13 @@
         </w:numPr>
       </w:pPr>
       <w:r>
-        <w:t xml:space="preserve">ELENA: Me. It’s in our founders’ agreement. With an independent expert beside me.</w:t>
-      </w:r>
-      <w:r>
-        <w:t xml:space="preserve"> </w:t>
-      </w:r>
-      <w:r>
-        <w:t xml:space="preserve">엘레나: 저요. 창업자 계약서에 있어요. 독립 전문가가 옆에 있는 조건으로요.</w:t>
+        <w:t xml:space="preserve">ELENA: Me. It’s in our founders’ agreement. If I believe the product isn’t safe, I can stop the launch, with an independent expert beside me, so it’s never just my opinion against the business.</w:t>
+      </w:r>
+      <w:r>
+        <w:t xml:space="preserve"> </w:t>
+      </w:r>
+      <w:r>
+        <w:t xml:space="preserve">엘레나: 저요. 창업자 계약서에 있어요. 제품이 안전하지 않다고 판단하면 출시를 막을 수 있어요. 독립 전문가가 옆에 있는 조건이라, 절대 제 의견 하나와 회사 사업이 맞서는 구도가 되지 않아요.</w:t>
       </w:r>
     </w:p>
     <w:p>
@@ -1745,13 +1745,13 @@
         </w:numPr>
       </w:pPr>
       <w:r>
-        <w:t xml:space="preserve">STEIN: Eight years ago, a colleague’s patient lost vision in one eye. From filler.</w:t>
-      </w:r>
-      <w:r>
-        <w:t xml:space="preserve"> </w:t>
-      </w:r>
-      <w:r>
-        <w:t xml:space="preserve">스타인: 8년 전에 동료의 환자가 필러 때문에 한쪽 눈 시력을 잃었어요.</w:t>
+        <w:t xml:space="preserve">STEIN: Eight years ago, a colleague’s patient lost vision in one eye. From filler. It was a routine treatment, the kind we all do every day. When it happens, you have minutes, not hours.</w:t>
+      </w:r>
+      <w:r>
+        <w:t xml:space="preserve"> </w:t>
+      </w:r>
+      <w:r>
+        <w:t xml:space="preserve">스타인: 8년 전에 동료의 환자가 필러 때문에 한쪽 눈 시력을 잃었어요. 우리 모두가 매일 하는 평범한 시술이었어요. 그런 일이 생기면 주어진 건 몇 시간이 아니라 몇 분이에요.</w:t>
       </w:r>
     </w:p>
     <w:p>
@@ -1864,13 +1864,13 @@
         </w:numPr>
       </w:pPr>
       <w:r>
-        <w:t xml:space="preserve">NOAH: She kept her nose. And a small scar. Elena treated her.</w:t>
-      </w:r>
-      <w:r>
-        <w:t xml:space="preserve"> </w:t>
-      </w:r>
-      <w:r>
-        <w:t xml:space="preserve">노아: 코는 지켰어요. 작은 흉터가 남았고요. 엘레나가 치료했어요.</w:t>
+        <w:t xml:space="preserve">NOAH: She kept her nose, and now she only has a small scar. Elena treated her that night in the ER. That’s how we met, and honestly, that’s why this company exists.</w:t>
+      </w:r>
+      <w:r>
+        <w:t xml:space="preserve"> </w:t>
+      </w:r>
+      <w:r>
+        <w:t xml:space="preserve">노아: 코는 지켰고, 지금은 작은 흉터만 남았어요. 그날 밤 응급실에서 엘레나가 치료했어요. 그렇게 우리가 만났고, 솔직히 그게 이 회사가 존재하는 이유예요.</w:t>
       </w:r>
     </w:p>
     <w:p>
@@ -1966,13 +1966,13 @@
         </w:numPr>
       </w:pPr>
       <w:r>
-        <w:t xml:space="preserve">GRACE: I’ll send the agreement next week. With fair market value. And in writing.</w:t>
-      </w:r>
-      <w:r>
-        <w:t xml:space="preserve"> </w:t>
-      </w:r>
-      <w:r>
-        <w:t xml:space="preserve">그레이스: 다음 주에 계약서 보낼게요. 공정 시장 가치로. 그리고 서면으로.</w:t>
+        <w:t xml:space="preserve">GRACE: I’ll send the agreement next week, with fair market value, the lips promise and the Halvern disclosure. Everything we agreed today will be in writing, so there are no surprises later.</w:t>
+      </w:r>
+      <w:r>
+        <w:t xml:space="preserve"> </w:t>
+      </w:r>
+      <w:r>
+        <w:t xml:space="preserve">그레이스: 다음 주에 계약서 보낼게요. 공정 시장 가치, 입술 제품 약속, 할번 관련 공개 내용까지 담아서요. 오늘 합의한 건 전부 서면으로 남길 테니, 나중에 놀랄 일은 없을 거예요.</w:t>
       </w:r>
     </w:p>
     <w:bookmarkEnd w:id="24"/>
@@ -2163,13 +2163,13 @@
         </w:numPr>
       </w:pPr>
       <w:r>
-        <w:t xml:space="preserve">PRIYA: The final animal report came in. Six months. Durability matched the comparator.</w:t>
-      </w:r>
-      <w:r>
-        <w:t xml:space="preserve"> </w:t>
-      </w:r>
-      <w:r>
-        <w:t xml:space="preserve">프리야: 동물 최종 보고서 나왔어. 6개월. 지속력이 비교 제품과 같아.</w:t>
+        <w:t xml:space="preserve">PRIYA: The final animal report came in this afternoon. Six months, and durability matched the comparator, which is exactly what we needed. So the durability question is answered, at least in animals.</w:t>
+      </w:r>
+      <w:r>
+        <w:t xml:space="preserve"> </w:t>
+      </w:r>
+      <w:r>
+        <w:t xml:space="preserve">프리야: 동물 최종 보고서가 오늘 오후에 나왔어. 6개월, 지속력이 비교 제품과 같아. 딱 우리가 필요했던 결과야. 그러니까 지속력 문제는 해결된 거지, 적어도 동물에서는.</w:t>
       </w:r>
     </w:p>
     <w:p>
@@ -2249,7 +2249,7 @@
     </w:p>
     <w:bookmarkEnd w:id="25"/>
     <w:bookmarkEnd w:id="26"/>
-    <w:bookmarkStart w:id="30" w:name="학습-부록"/>
+    <w:bookmarkStart w:id="31" w:name="학습-부록"/>
     <w:p>
       <w:pPr>
         <w:pStyle w:val="Heading2"/>
@@ -3194,8 +3194,298 @@
       </w:tr>
     </w:tbl>
     <w:bookmarkEnd w:id="29"/>
+    <w:bookmarkStart w:id="30" w:name="긴-발화-분석"/>
+    <w:p>
+      <w:pPr>
+        <w:pStyle w:val="Heading3"/>
+      </w:pPr>
+      <w:r>
+        <w:t xml:space="preserve">④ 긴 발화 분석</w:t>
+      </w:r>
+    </w:p>
+    <w:p>
+      <w:pPr>
+        <w:pStyle w:val="BlockText"/>
+      </w:pPr>
+      <w:r>
+        <w:rPr>
+          <w:bCs/>
+          <w:b/>
+        </w:rPr>
+        <w:t xml:space="preserve">54턴 NOAH:</w:t>
+      </w:r>
+      <w:r>
+        <w:t xml:space="preserve"> </w:t>
+      </w:r>
+      <w:r>
+        <w:t xml:space="preserve">“</w:t>
+      </w:r>
+      <w:r>
+        <w:t xml:space="preserve">It would also need a softer gel, which means a different product with a different safety profile. That’s more risk, more time and more money, and we can’t get our first trial wrong.</w:t>
+      </w:r>
+      <w:r>
+        <w:t xml:space="preserve">”</w:t>
+      </w:r>
+    </w:p>
+    <w:tbl>
+      <w:tblPr>
+        <w:tblStyle w:val="Table"/>
+        <w:tblW w:type="pct" w:w="5000"/>
+        <w:tblLook w:firstRow="1" w:lastRow="0" w:firstColumn="0" w:lastColumn="0" w:noHBand="0" w:noVBand="0" w:val="0020"/>
+        <w:jc w:val="start"/>
+      </w:tblPr>
+      <w:tblGrid>
+        <w:gridCol w:w="2640"/>
+        <w:gridCol w:w="2640"/>
+        <w:gridCol w:w="2640"/>
+      </w:tblGrid>
+      <w:tr>
+        <w:trPr>
+          <w:tblHeader w:val="true"/>
+        </w:trPr>
+        <w:tc>
+          <w:tcPr/>
+          <w:p>
+            <w:pPr>
+              <w:pStyle w:val="Compact"/>
+              <w:jc w:val="left"/>
+            </w:pPr>
+            <w:r>
+              <w:t xml:space="preserve">구조</w:t>
+            </w:r>
+          </w:p>
+        </w:tc>
+        <w:tc>
+          <w:tcPr/>
+          <w:p>
+            <w:pPr>
+              <w:pStyle w:val="Compact"/>
+              <w:jc w:val="left"/>
+            </w:pPr>
+            <w:r>
+              <w:t xml:space="preserve">영어</w:t>
+            </w:r>
+          </w:p>
+        </w:tc>
+        <w:tc>
+          <w:tcPr/>
+          <w:p>
+            <w:pPr>
+              <w:pStyle w:val="Compact"/>
+              <w:jc w:val="left"/>
+            </w:pPr>
+            <w:r>
+              <w:t xml:space="preserve">기능</w:t>
+            </w:r>
+          </w:p>
+        </w:tc>
+      </w:tr>
+      <w:tr>
+        <w:tc>
+          <w:tcPr/>
+          <w:p>
+            <w:pPr>
+              <w:pStyle w:val="Compact"/>
+              <w:jc w:val="left"/>
+            </w:pPr>
+            <w:r>
+              <w:t xml:space="preserve">① 사실(조건)</w:t>
+            </w:r>
+          </w:p>
+        </w:tc>
+        <w:tc>
+          <w:tcPr/>
+          <w:p>
+            <w:pPr>
+              <w:pStyle w:val="Compact"/>
+              <w:jc w:val="left"/>
+            </w:pPr>
+            <w:r>
+              <w:t xml:space="preserve">It would also need a softer gel,</w:t>
+            </w:r>
+          </w:p>
+        </w:tc>
+        <w:tc>
+          <w:tcPr/>
+          <w:p>
+            <w:pPr>
+              <w:pStyle w:val="Compact"/>
+              <w:jc w:val="left"/>
+            </w:pPr>
+            <w:r>
+              <w:t xml:space="preserve">요구를 받아들이면 무엇이 필요한지 담담하게 제시</w:t>
+            </w:r>
+          </w:p>
+        </w:tc>
+      </w:tr>
+      <w:tr>
+        <w:tc>
+          <w:tcPr/>
+          <w:p>
+            <w:pPr>
+              <w:pStyle w:val="Compact"/>
+              <w:jc w:val="left"/>
+            </w:pPr>
+            <w:r>
+              <w:t xml:space="preserve">② 의미 풀기</w:t>
+            </w:r>
+          </w:p>
+        </w:tc>
+        <w:tc>
+          <w:tcPr/>
+          <w:p>
+            <w:pPr>
+              <w:pStyle w:val="Compact"/>
+              <w:jc w:val="left"/>
+            </w:pPr>
+            <w:r>
+              <w:t xml:space="preserve">which means a different product with a different safety profile.</w:t>
+            </w:r>
+          </w:p>
+        </w:tc>
+        <w:tc>
+          <w:tcPr/>
+          <w:p>
+            <w:pPr>
+              <w:pStyle w:val="Compact"/>
+              <w:jc w:val="left"/>
+            </w:pPr>
+            <w:r>
+              <w:t xml:space="preserve">which means로 그 조건이 실제로 뜻하는 바를 확장</w:t>
+            </w:r>
+          </w:p>
+        </w:tc>
+      </w:tr>
+      <w:tr>
+        <w:tc>
+          <w:tcPr/>
+          <w:p>
+            <w:pPr>
+              <w:pStyle w:val="Compact"/>
+              <w:jc w:val="left"/>
+            </w:pPr>
+            <w:r>
+              <w:t xml:space="preserve">③ 비용 나열</w:t>
+            </w:r>
+          </w:p>
+        </w:tc>
+        <w:tc>
+          <w:tcPr/>
+          <w:p>
+            <w:pPr>
+              <w:pStyle w:val="Compact"/>
+              <w:jc w:val="left"/>
+            </w:pPr>
+            <w:r>
+              <w:t xml:space="preserve">That’s more risk, more time and more money,</w:t>
+            </w:r>
+          </w:p>
+        </w:tc>
+        <w:tc>
+          <w:tcPr/>
+          <w:p>
+            <w:pPr>
+              <w:pStyle w:val="Compact"/>
+              <w:jc w:val="left"/>
+            </w:pPr>
+            <w:r>
+              <w:t xml:space="preserve">세 가지 비용을 리듬감 있게 나열해 무게를 보여 줌</w:t>
+            </w:r>
+          </w:p>
+        </w:tc>
+      </w:tr>
+      <w:tr>
+        <w:tc>
+          <w:tcPr/>
+          <w:p>
+            <w:pPr>
+              <w:pStyle w:val="Compact"/>
+              <w:jc w:val="left"/>
+            </w:pPr>
+            <w:r>
+              <w:t xml:space="preserve">④ 원칙(거절의 이유)</w:t>
+            </w:r>
+          </w:p>
+        </w:tc>
+        <w:tc>
+          <w:tcPr/>
+          <w:p>
+            <w:pPr>
+              <w:pStyle w:val="Compact"/>
+              <w:jc w:val="left"/>
+            </w:pPr>
+            <w:r>
+              <w:t xml:space="preserve">and we can’t get our first trial wrong.</w:t>
+            </w:r>
+          </w:p>
+        </w:tc>
+        <w:tc>
+          <w:tcPr/>
+          <w:p>
+            <w:pPr>
+              <w:pStyle w:val="Compact"/>
+              <w:jc w:val="left"/>
+            </w:pPr>
+            <w:r>
+              <w:t xml:space="preserve">개인 감정이 아닌 회사의 원칙으로 거절을 마무리</w:t>
+            </w:r>
+          </w:p>
+        </w:tc>
+      </w:tr>
+    </w:tbl>
+    <w:p>
+      <w:pPr>
+        <w:pStyle w:val="BodyText"/>
+      </w:pPr>
+      <w:r>
+        <w:rPr>
+          <w:bCs/>
+          <w:b/>
+        </w:rPr>
+        <w:t xml:space="preserve">활용 패턴:</w:t>
+      </w:r>
+      <w:r>
+        <w:t xml:space="preserve"> </w:t>
+      </w:r>
+      <w:r>
+        <w:t xml:space="preserve">필요한 조건 → which means(의미) → 비용 3가지 나열 → 지켜야 할 원칙</w:t>
+      </w:r>
+      <w:r>
+        <w:t xml:space="preserve"> </w:t>
+      </w:r>
+      <w:r>
+        <w:rPr>
+          <w:bCs/>
+          <w:b/>
+        </w:rPr>
+        <w:t xml:space="preserve">연결 표현:</w:t>
+      </w:r>
+      <w:r>
+        <w:t xml:space="preserve"> </w:t>
+      </w:r>
+      <w:r>
+        <w:t xml:space="preserve">which means(즉 ~라는 뜻이다) · more A, more B and more C(A도 B도 C도 더) · can’t get ~ wrong(~을 망칠 수 없다)</w:t>
+      </w:r>
+      <w:r>
+        <w:t xml:space="preserve"> </w:t>
+      </w:r>
+      <w:r>
+        <w:rPr>
+          <w:bCs/>
+          <w:b/>
+        </w:rPr>
+        <w:t xml:space="preserve">연습:</w:t>
+      </w:r>
+      <w:r>
+        <w:t xml:space="preserve"> </w:t>
+      </w:r>
+      <w:r>
+        <w:t xml:space="preserve">고객이 계약 범위 밖의 기능을 요구할 때, 관계를 지키며 거절하는 말을 같은 구조로 30단어 안팎으로 해 보기.</w:t>
+      </w:r>
+    </w:p>
     <w:bookmarkEnd w:id="30"/>
     <w:bookmarkEnd w:id="31"/>
+    <w:bookmarkEnd w:id="32"/>
     <w:sectPr/>
   </w:body>
 </w:document>

--- a/대본/2부/11화_The_KOL.docx
+++ b/대본/2부/11화_The_KOL.docx
@@ -2,7 +2,7 @@
 <file path=word/document.xml><?xml version="1.0" encoding="utf-8"?>
 <w:document xmlns:w="http://schemas.openxmlformats.org/wordprocessingml/2006/main" xmlns:m="http://schemas.openxmlformats.org/officeDocument/2006/math" xmlns:r="http://schemas.openxmlformats.org/officeDocument/2006/relationships" xmlns:o="urn:schemas-microsoft-com:office:office" xmlns:v="urn:schemas-microsoft-com:vml" xmlns:w10="urn:schemas-microsoft-com:office:word" xmlns:a="http://schemas.openxmlformats.org/drawingml/2006/main" xmlns:pic="http://schemas.openxmlformats.org/drawingml/2006/picture" xmlns:wp="http://schemas.openxmlformats.org/drawingml/2006/wordprocessingDrawing">
   <w:body>
-    <w:bookmarkStart w:id="32" w:name="ship-it-2부-11화"/>
+    <w:bookmarkStart w:id="38" w:name="ship-it-2부-11화"/>
     <w:p>
       <w:pPr>
         <w:pStyle w:val="Heading1"/>
@@ -120,272 +120,122 @@
     </w:p>
     <w:p>
       <w:pPr>
-        <w:numPr>
-          <w:ilvl w:val="0"/>
-          <w:numId w:val="1001"/>
-        </w:numPr>
+        <w:pStyle w:val="FirstParagraph"/>
       </w:pPr>
       <w:r>
         <w:t xml:space="preserve">GRACE: Before she comes in. Three things about Dr. Stein.</w:t>
       </w:r>
-      <w:r>
-        <w:t xml:space="preserve"> </w:t>
-      </w:r>
-      <w:r>
-        <w:t xml:space="preserve">그레이스: 그분 들어오시기 전에요. 스타인 박사님에 대해 세 가지.</w:t>
-      </w:r>
-    </w:p>
-    <w:p>
-      <w:pPr>
-        <w:numPr>
-          <w:ilvl w:val="0"/>
-          <w:numId w:val="1001"/>
-        </w:numPr>
+    </w:p>
+    <w:p>
+      <w:pPr>
+        <w:pStyle w:val="BodyText"/>
       </w:pPr>
       <w:r>
         <w:t xml:space="preserve">NOAH: Go.</w:t>
       </w:r>
-      <w:r>
-        <w:t xml:space="preserve"> </w:t>
-      </w:r>
-      <w:r>
-        <w:t xml:space="preserve">노아: 말해 봐요.</w:t>
-      </w:r>
-    </w:p>
-    <w:p>
-      <w:pPr>
-        <w:numPr>
-          <w:ilvl w:val="0"/>
-          <w:numId w:val="1001"/>
-        </w:numPr>
+    </w:p>
+    <w:p>
+      <w:pPr>
+        <w:pStyle w:val="BodyText"/>
       </w:pPr>
       <w:r>
         <w:t xml:space="preserve">GRACE: One. She enrolls patients faster than anyone in the country.</w:t>
       </w:r>
-      <w:r>
-        <w:t xml:space="preserve"> </w:t>
-      </w:r>
-      <w:r>
-        <w:t xml:space="preserve">그레이스: 하나. 환자 등록을 국내 누구보다 빨리 해요.</w:t>
-      </w:r>
-    </w:p>
-    <w:p>
-      <w:pPr>
-        <w:numPr>
-          <w:ilvl w:val="0"/>
-          <w:numId w:val="1001"/>
-        </w:numPr>
+    </w:p>
+    <w:p>
+      <w:pPr>
+        <w:pStyle w:val="BodyText"/>
       </w:pPr>
       <w:r>
         <w:t xml:space="preserve">ELENA: That’s why we’re here.</w:t>
       </w:r>
-      <w:r>
-        <w:t xml:space="preserve"> </w:t>
-      </w:r>
-      <w:r>
-        <w:t xml:space="preserve">엘레나: 그래서 우리가 온 거죠.</w:t>
-      </w:r>
-    </w:p>
-    <w:p>
-      <w:pPr>
-        <w:numPr>
-          <w:ilvl w:val="0"/>
-          <w:numId w:val="1001"/>
-        </w:numPr>
+    </w:p>
+    <w:p>
+      <w:pPr>
+        <w:pStyle w:val="BodyText"/>
       </w:pPr>
       <w:r>
         <w:t xml:space="preserve">GRACE: Two. She has four hundred thousand followers. Patients trust her completely.</w:t>
       </w:r>
-      <w:r>
-        <w:t xml:space="preserve"> </w:t>
-      </w:r>
-      <w:r>
-        <w:t xml:space="preserve">그레이스: 둘. 팔로워가 40만 명이에요. 환자들이 완전히 신뢰하죠.</w:t>
-      </w:r>
-    </w:p>
-    <w:p>
-      <w:pPr>
-        <w:numPr>
-          <w:ilvl w:val="0"/>
-          <w:numId w:val="1001"/>
-        </w:numPr>
+    </w:p>
+    <w:p>
+      <w:pPr>
+        <w:pStyle w:val="BodyText"/>
       </w:pPr>
       <w:r>
         <w:t xml:space="preserve">NOAH: And three?</w:t>
       </w:r>
-      <w:r>
-        <w:t xml:space="preserve"> </w:t>
-      </w:r>
-      <w:r>
-        <w:t xml:space="preserve">노아: 그리고 셋은요?</w:t>
-      </w:r>
-    </w:p>
-    <w:p>
-      <w:pPr>
-        <w:numPr>
-          <w:ilvl w:val="0"/>
-          <w:numId w:val="1001"/>
-        </w:numPr>
+    </w:p>
+    <w:p>
+      <w:pPr>
+        <w:pStyle w:val="BodyText"/>
       </w:pPr>
       <w:r>
         <w:t xml:space="preserve">GRACE: Three. She will ask for everything. Then she’ll see what you say.</w:t>
       </w:r>
-      <w:r>
-        <w:t xml:space="preserve"> </w:t>
-      </w:r>
-      <w:r>
-        <w:t xml:space="preserve">그레이스: 셋. 모든 걸 요구할 거예요. 그리고 뭐라고 답하는지 볼 거예요.</w:t>
-      </w:r>
-    </w:p>
-    <w:p>
-      <w:pPr>
-        <w:numPr>
-          <w:ilvl w:val="0"/>
-          <w:numId w:val="1001"/>
-        </w:numPr>
+    </w:p>
+    <w:p>
+      <w:pPr>
+        <w:pStyle w:val="BodyText"/>
       </w:pPr>
       <w:r>
         <w:t xml:space="preserve">ELENA: A test.</w:t>
       </w:r>
-      <w:r>
-        <w:t xml:space="preserve"> </w:t>
-      </w:r>
-      <w:r>
-        <w:t xml:space="preserve">엘레나: 시험이네요.</w:t>
-      </w:r>
-    </w:p>
-    <w:p>
-      <w:pPr>
-        <w:numPr>
-          <w:ilvl w:val="0"/>
-          <w:numId w:val="1001"/>
-        </w:numPr>
+    </w:p>
+    <w:p>
+      <w:pPr>
+        <w:pStyle w:val="BodyText"/>
       </w:pPr>
       <w:r>
         <w:t xml:space="preserve">GRACE: Always a test. At GlobalTrial, she fired two CROs in one year.</w:t>
       </w:r>
-      <w:r>
-        <w:t xml:space="preserve"> </w:t>
-      </w:r>
-      <w:r>
-        <w:t xml:space="preserve">그레이스: 늘 시험이에요. 글로벌트라이얼 때 1년에 CRO 두 곳을 잘랐어요.</w:t>
-      </w:r>
-    </w:p>
-    <w:p>
-      <w:pPr>
-        <w:numPr>
-          <w:ilvl w:val="0"/>
-          <w:numId w:val="1001"/>
-        </w:numPr>
+    </w:p>
+    <w:p>
+      <w:pPr>
+        <w:pStyle w:val="BodyText"/>
       </w:pPr>
       <w:r>
         <w:t xml:space="preserve">NOAH: Fired them? Can a doctor do that?</w:t>
       </w:r>
-      <w:r>
-        <w:t xml:space="preserve"> </w:t>
-      </w:r>
-      <w:r>
-        <w:t xml:space="preserve">노아: 잘랐다고요? 의사가 그럴 수 있어요?</w:t>
-      </w:r>
-    </w:p>
-    <w:p>
-      <w:pPr>
-        <w:numPr>
-          <w:ilvl w:val="0"/>
-          <w:numId w:val="1001"/>
-        </w:numPr>
+    </w:p>
+    <w:p>
+      <w:pPr>
+        <w:pStyle w:val="BodyText"/>
       </w:pPr>
       <w:r>
         <w:t xml:space="preserve">GRACE: When you’re Rachel Stein, sponsors replace the CRO. Not her.</w:t>
       </w:r>
-      <w:r>
-        <w:t xml:space="preserve"> </w:t>
-      </w:r>
-      <w:r>
-        <w:t xml:space="preserve">그레이스: 레이첼 스타인이라면, 스폰서는 그분이 아니라 CRO를 바꿔요.</w:t>
-      </w:r>
-    </w:p>
-    <w:p>
-      <w:pPr>
-        <w:numPr>
-          <w:ilvl w:val="0"/>
-          <w:numId w:val="1001"/>
-        </w:numPr>
+    </w:p>
+    <w:p>
+      <w:pPr>
+        <w:pStyle w:val="BodyText"/>
       </w:pPr>
       <w:r>
         <w:t xml:space="preserve">ELENA: How do we handle her?</w:t>
       </w:r>
-      <w:r>
-        <w:t xml:space="preserve"> </w:t>
-      </w:r>
-      <w:r>
-        <w:t xml:space="preserve">엘레나: 어떻게 대해야 할까요?</w:t>
-      </w:r>
-    </w:p>
-    <w:p>
-      <w:pPr>
-        <w:numPr>
-          <w:ilvl w:val="0"/>
-          <w:numId w:val="1001"/>
-        </w:numPr>
+    </w:p>
+    <w:p>
+      <w:pPr>
+        <w:pStyle w:val="BodyText"/>
       </w:pPr>
       <w:r>
         <w:t xml:space="preserve">GRACE: Respect her, but don’t flatter her, because she hears flattery all day and she hates it. And never say yes just to please her. She remembers every promise you make.</w:t>
       </w:r>
-      <w:r>
-        <w:t xml:space="preserve"> </w:t>
-      </w:r>
-      <w:r>
-        <w:t xml:space="preserve">그레이스: 존중하되 아부는 하지 마세요. 그분은 하루 종일 아부를 듣고, 그걸 싫어하거든요. 그리고 기분 맞춰 주려고 절대</w:t>
-      </w:r>
-      <w:r>
-        <w:t xml:space="preserve"> </w:t>
-      </w:r>
-      <w:r>
-        <w:t xml:space="preserve">“</w:t>
-      </w:r>
-      <w:r>
-        <w:t xml:space="preserve">예</w:t>
-      </w:r>
-      <w:r>
-        <w:t xml:space="preserve">”</w:t>
-      </w:r>
-      <w:r>
-        <w:t xml:space="preserve">라고 하지 마세요. 그분은 우리가 한 약속을 하나도 빠짐없이 기억해요.</w:t>
-      </w:r>
-    </w:p>
-    <w:p>
-      <w:pPr>
-        <w:numPr>
-          <w:ilvl w:val="0"/>
-          <w:numId w:val="1001"/>
-        </w:numPr>
+    </w:p>
+    <w:p>
+      <w:pPr>
+        <w:pStyle w:val="BodyText"/>
       </w:pPr>
       <w:r>
         <w:t xml:space="preserve">NOAH: That sounds like Elaine.</w:t>
       </w:r>
-      <w:r>
-        <w:t xml:space="preserve"> </w:t>
-      </w:r>
-      <w:r>
-        <w:t xml:space="preserve">노아: 일레인 같네요.</w:t>
-      </w:r>
-    </w:p>
-    <w:p>
-      <w:pPr>
-        <w:numPr>
-          <w:ilvl w:val="0"/>
-          <w:numId w:val="1001"/>
-        </w:numPr>
+    </w:p>
+    <w:p>
+      <w:pPr>
+        <w:pStyle w:val="BodyText"/>
       </w:pPr>
       <w:r>
         <w:t xml:space="preserve">GRACE: They’re friends, actually. Same book club. Here she comes.</w:t>
-      </w:r>
-      <w:r>
-        <w:t xml:space="preserve"> </w:t>
-      </w:r>
-      <w:r>
-        <w:t xml:space="preserve">그레이스: 사실 친구 사이예요. 같은 독서 모임. 오신다.</w:t>
       </w:r>
     </w:p>
     <w:bookmarkEnd w:id="21"/>
@@ -400,205 +250,103 @@
     </w:p>
     <w:p>
       <w:pPr>
-        <w:numPr>
-          <w:ilvl w:val="0"/>
-          <w:numId w:val="1002"/>
-        </w:numPr>
+        <w:pStyle w:val="FirstParagraph"/>
       </w:pPr>
       <w:r>
         <w:t xml:space="preserve">STEIN: Grace Kim. You left GlobalTrial. Good. They were too slow for you.</w:t>
       </w:r>
+    </w:p>
+    <w:p>
+      <w:pPr>
+        <w:pStyle w:val="BodyText"/>
+      </w:pPr>
+      <w:r>
+        <w:t xml:space="preserve">GRACE: Hello, Dr. Stein. This is Noah Bennett, CEO. And Dr. Elena Ruiz, our CMO.</w:t>
+      </w:r>
+    </w:p>
+    <w:p>
+      <w:pPr>
+        <w:pStyle w:val="BodyText"/>
+      </w:pPr>
+      <w:r>
+        <w:t xml:space="preserve">NOAH: Thank you for seeing us. We’d be honored to have you on our trial.</w:t>
+      </w:r>
+    </w:p>
+    <w:p>
+      <w:pPr>
+        <w:pStyle w:val="BodyText"/>
+      </w:pPr>
+      <w:r>
+        <w:t xml:space="preserve">STEIN: You haven’t asked me yet. And I haven’t said yes.</w:t>
+      </w:r>
+    </w:p>
+    <w:p>
+      <w:pPr>
+        <w:pStyle w:val="BodyText"/>
+      </w:pPr>
+      <w:r>
+        <w:t xml:space="preserve">NOAH: Fair. Let me ask properly.</w:t>
+      </w:r>
+    </w:p>
+    <w:p>
+      <w:pPr>
+        <w:pStyle w:val="BodyText"/>
+      </w:pPr>
+      <w:r>
+        <w:t xml:space="preserve">STEIN: First, I ask. Dr. Ruiz. How many occlusions have you treated?</w:t>
+      </w:r>
+    </w:p>
+    <w:p>
+      <w:pPr>
+        <w:pStyle w:val="BodyText"/>
+      </w:pPr>
+      <w:r>
+        <w:t xml:space="preserve">ELENA: In my career? Around sixty. Eleven last year.</w:t>
+      </w:r>
+    </w:p>
+    <w:p>
+      <w:pPr>
+        <w:pStyle w:val="BodyText"/>
+      </w:pPr>
+      <w:r>
+        <w:t xml:space="preserve">STEIN: Sixty. Then you know the enzyme is too slow.</w:t>
+      </w:r>
+    </w:p>
+    <w:p>
+      <w:pPr>
+        <w:pStyle w:val="BodyText"/>
+      </w:pPr>
+      <w:r>
+        <w:t xml:space="preserve">ELENA: Every single time.</w:t>
+      </w:r>
+    </w:p>
+    <w:p>
+      <w:pPr>
+        <w:pStyle w:val="BodyText"/>
+      </w:pPr>
+      <w:r>
+        <w:t xml:space="preserve">STEIN: Good. You passed. Now, Mr. Bennett. You used to work at Halvern.</w:t>
+      </w:r>
+    </w:p>
+    <w:p>
+      <w:pPr>
+        <w:pStyle w:val="BodyText"/>
+      </w:pPr>
+      <w:r>
+        <w:t xml:space="preserve">NOAH: Four years. Brand manager for Lumaderm.</w:t>
+      </w:r>
+    </w:p>
+    <w:p>
+      <w:pPr>
+        <w:pStyle w:val="BodyText"/>
+      </w:pPr>
+      <w:r>
+        <w:t xml:space="preserve">STEIN: So you wrote</w:t>
+      </w:r>
       <w:r>
         <w:t xml:space="preserve"> </w:t>
       </w:r>
       <w:r>
-        <w:t xml:space="preserve">스타인: 그레이스 김. 글로벌트라이얼 나왔구나. 잘했어. 너한텐 너무 느렸지.</w:t>
-      </w:r>
-    </w:p>
-    <w:p>
-      <w:pPr>
-        <w:numPr>
-          <w:ilvl w:val="0"/>
-          <w:numId w:val="1002"/>
-        </w:numPr>
-      </w:pPr>
-      <w:r>
-        <w:t xml:space="preserve">GRACE: Hello, Dr. Stein. This is Noah Bennett, CEO. And Dr. Elena Ruiz, our CMO.</w:t>
-      </w:r>
-      <w:r>
-        <w:t xml:space="preserve"> </w:t>
-      </w:r>
-      <w:r>
-        <w:t xml:space="preserve">그레이스: 안녕하세요, 스타인 박사님. 이쪽은 CEO 노아 베넷. 그리고 CMO 엘레나 루이스 박사님이에요.</w:t>
-      </w:r>
-    </w:p>
-    <w:p>
-      <w:pPr>
-        <w:numPr>
-          <w:ilvl w:val="0"/>
-          <w:numId w:val="1002"/>
-        </w:numPr>
-      </w:pPr>
-      <w:r>
-        <w:t xml:space="preserve">NOAH: Thank you for seeing us. We’d be honored to have you on our trial.</w:t>
-      </w:r>
-      <w:r>
-        <w:t xml:space="preserve"> </w:t>
-      </w:r>
-      <w:r>
-        <w:t xml:space="preserve">노아: 만나 주셔서 감사합니다, 스타인 박사님. 저희 임상에 모실 수 있다면 영광이겠습니다.</w:t>
-      </w:r>
-    </w:p>
-    <w:p>
-      <w:pPr>
-        <w:numPr>
-          <w:ilvl w:val="0"/>
-          <w:numId w:val="1002"/>
-        </w:numPr>
-      </w:pPr>
-      <w:r>
-        <w:t xml:space="preserve">STEIN: You haven’t asked me yet. And I haven’t said yes.</w:t>
-      </w:r>
-      <w:r>
-        <w:t xml:space="preserve"> </w:t>
-      </w:r>
-      <w:r>
-        <w:t xml:space="preserve">스타인: 아직 요청하지도 않았잖아요. 그리고 난 아직 승낙 안 했어요.</w:t>
-      </w:r>
-    </w:p>
-    <w:p>
-      <w:pPr>
-        <w:numPr>
-          <w:ilvl w:val="0"/>
-          <w:numId w:val="1002"/>
-        </w:numPr>
-      </w:pPr>
-      <w:r>
-        <w:t xml:space="preserve">NOAH: Fair. Let me ask properly.</w:t>
-      </w:r>
-      <w:r>
-        <w:t xml:space="preserve"> </w:t>
-      </w:r>
-      <w:r>
-        <w:t xml:space="preserve">노아: 맞습니다. 제대로 여쭤볼게요.</w:t>
-      </w:r>
-    </w:p>
-    <w:p>
-      <w:pPr>
-        <w:numPr>
-          <w:ilvl w:val="0"/>
-          <w:numId w:val="1002"/>
-        </w:numPr>
-      </w:pPr>
-      <w:r>
-        <w:t xml:space="preserve">STEIN: First, I ask. Dr. Ruiz. How many occlusions have you treated?</w:t>
-      </w:r>
-      <w:r>
-        <w:t xml:space="preserve"> </w:t>
-      </w:r>
-      <w:r>
-        <w:t xml:space="preserve">스타인: 먼저 내가 물을게요. 루이스 박사님. 혈관 폐색을 몇 건이나 치료해 봤어요?</w:t>
-      </w:r>
-    </w:p>
-    <w:p>
-      <w:pPr>
-        <w:numPr>
-          <w:ilvl w:val="0"/>
-          <w:numId w:val="1002"/>
-        </w:numPr>
-      </w:pPr>
-      <w:r>
-        <w:t xml:space="preserve">ELENA: In my career? Around sixty. Eleven last year.</w:t>
-      </w:r>
-      <w:r>
-        <w:t xml:space="preserve"> </w:t>
-      </w:r>
-      <w:r>
-        <w:t xml:space="preserve">엘레나: 제 경력 통틀어요? 60건쯤이요. 작년엔 11건.</w:t>
-      </w:r>
-    </w:p>
-    <w:p>
-      <w:pPr>
-        <w:numPr>
-          <w:ilvl w:val="0"/>
-          <w:numId w:val="1002"/>
-        </w:numPr>
-      </w:pPr>
-      <w:r>
-        <w:t xml:space="preserve">STEIN: Sixty. Then you know the enzyme is too slow.</w:t>
-      </w:r>
-      <w:r>
-        <w:t xml:space="preserve"> </w:t>
-      </w:r>
-      <w:r>
-        <w:t xml:space="preserve">스타인: 60건. 그럼 효소가 너무 느리다는 걸 알겠네요.</w:t>
-      </w:r>
-    </w:p>
-    <w:p>
-      <w:pPr>
-        <w:numPr>
-          <w:ilvl w:val="0"/>
-          <w:numId w:val="1002"/>
-        </w:numPr>
-      </w:pPr>
-      <w:r>
-        <w:t xml:space="preserve">ELENA: Every single time.</w:t>
-      </w:r>
-      <w:r>
-        <w:t xml:space="preserve"> </w:t>
-      </w:r>
-      <w:r>
-        <w:t xml:space="preserve">엘레나: 매번요.</w:t>
-      </w:r>
-    </w:p>
-    <w:p>
-      <w:pPr>
-        <w:numPr>
-          <w:ilvl w:val="0"/>
-          <w:numId w:val="1002"/>
-        </w:numPr>
-      </w:pPr>
-      <w:r>
-        <w:t xml:space="preserve">STEIN: Good. You passed. Now, Mr. Bennett. You used to work at Halvern.</w:t>
-      </w:r>
-      <w:r>
-        <w:t xml:space="preserve"> </w:t>
-      </w:r>
-      <w:r>
-        <w:t xml:space="preserve">스타인: 좋아요. 통과. 자, 베넷 씨. 할번에서 일했었죠.</w:t>
-      </w:r>
-    </w:p>
-    <w:p>
-      <w:pPr>
-        <w:numPr>
-          <w:ilvl w:val="0"/>
-          <w:numId w:val="1002"/>
-        </w:numPr>
-      </w:pPr>
-      <w:r>
-        <w:t xml:space="preserve">NOAH: Four years. Brand manager for Lumaderm.</w:t>
-      </w:r>
-      <w:r>
-        <w:t xml:space="preserve"> </w:t>
-      </w:r>
-      <w:r>
-        <w:t xml:space="preserve">노아: 4년이요. 루마덤 브랜드 매니저였어요.</w:t>
-      </w:r>
-    </w:p>
-    <w:p>
-      <w:pPr>
-        <w:numPr>
-          <w:ilvl w:val="0"/>
-          <w:numId w:val="1002"/>
-        </w:numPr>
-      </w:pPr>
-      <w:r>
-        <w:t xml:space="preserve">STEIN: So you wrote</w:t>
-      </w:r>
-      <w:r>
-        <w:t xml:space="preserve"> </w:t>
-      </w:r>
-      <w:r>
         <w:t xml:space="preserve">“</w:t>
       </w:r>
       <w:r>
@@ -607,417 +355,189 @@
       <w:r>
         <w:t xml:space="preserve">”</w:t>
       </w:r>
-      <w:r>
-        <w:t xml:space="preserve"> </w:t>
-      </w:r>
-      <w:r>
-        <w:t xml:space="preserve">스타인: 그럼</w:t>
-      </w:r>
-      <w:r>
-        <w:t xml:space="preserve"> </w:t>
-      </w:r>
-      <w:r>
-        <w:t xml:space="preserve">“</w:t>
-      </w:r>
-      <w:r>
-        <w:t xml:space="preserve">머무는 결과</w:t>
-      </w:r>
-      <w:r>
-        <w:t xml:space="preserve">”</w:t>
-      </w:r>
-      <w:r>
-        <w:t xml:space="preserve">를 당신이 썼군요.</w:t>
-      </w:r>
-    </w:p>
-    <w:p>
-      <w:pPr>
-        <w:numPr>
-          <w:ilvl w:val="0"/>
-          <w:numId w:val="1002"/>
-        </w:numPr>
+    </w:p>
+    <w:p>
+      <w:pPr>
+        <w:pStyle w:val="BodyText"/>
       </w:pPr>
       <w:r>
         <w:t xml:space="preserve">NOAH: I did. How did you know?</w:t>
       </w:r>
-      <w:r>
-        <w:t xml:space="preserve"> </w:t>
-      </w:r>
-      <w:r>
-        <w:t xml:space="preserve">노아: 제가 썼어요. 어떻게 아셨어요?</w:t>
-      </w:r>
-    </w:p>
-    <w:p>
-      <w:pPr>
-        <w:numPr>
-          <w:ilvl w:val="0"/>
-          <w:numId w:val="1002"/>
-        </w:numPr>
+    </w:p>
+    <w:p>
+      <w:pPr>
+        <w:pStyle w:val="BodyText"/>
       </w:pPr>
       <w:r>
         <w:t xml:space="preserve">STEIN: Everyone in this industry knows who writes the slogans. Do you regret it?</w:t>
       </w:r>
-      <w:r>
-        <w:t xml:space="preserve"> </w:t>
-      </w:r>
-      <w:r>
-        <w:t xml:space="preserve">스타인: 이 업계에선 누가 슬로건을 쓰는지 다 알아요. 후회해요?</w:t>
-      </w:r>
-    </w:p>
-    <w:p>
-      <w:pPr>
-        <w:numPr>
-          <w:ilvl w:val="0"/>
-          <w:numId w:val="1002"/>
-        </w:numPr>
+    </w:p>
+    <w:p>
+      <w:pPr>
+        <w:pStyle w:val="BodyText"/>
       </w:pPr>
       <w:r>
         <w:t xml:space="preserve">NOAH: I regret what it didn’t say.</w:t>
       </w:r>
-      <w:r>
-        <w:t xml:space="preserve"> </w:t>
-      </w:r>
-      <w:r>
-        <w:t xml:space="preserve">노아: 그 문장이 말하지 않은 걸 후회해요.</w:t>
-      </w:r>
-    </w:p>
-    <w:p>
-      <w:pPr>
-        <w:numPr>
-          <w:ilvl w:val="0"/>
-          <w:numId w:val="1002"/>
-        </w:numPr>
+    </w:p>
+    <w:p>
+      <w:pPr>
+        <w:pStyle w:val="BodyText"/>
       </w:pPr>
       <w:r>
         <w:t xml:space="preserve">STEIN: Good answer. Short. Honest. Okay. Show me the data.</w:t>
       </w:r>
-      <w:r>
-        <w:t xml:space="preserve"> </w:t>
-      </w:r>
-      <w:r>
-        <w:t xml:space="preserve">스타인: 좋은 대답이에요. 짧고. 솔직하고. 좋아요. 데이터 보여 줘요.</w:t>
-      </w:r>
-    </w:p>
-    <w:p>
-      <w:pPr>
-        <w:numPr>
-          <w:ilvl w:val="0"/>
-          <w:numId w:val="1002"/>
-        </w:numPr>
+    </w:p>
+    <w:p>
+      <w:pPr>
+        <w:pStyle w:val="BodyText"/>
       </w:pPr>
       <w:r>
         <w:t xml:space="preserve">ELENA: We ran the animal study at an emergency dose, the dose you’d really use in an occlusion. It was two point seven times faster. Both arms got the same dose, so it’s fair.</w:t>
       </w:r>
-      <w:r>
-        <w:t xml:space="preserve"> </w:t>
-      </w:r>
-      <w:r>
-        <w:t xml:space="preserve">엘레나: 동물 시험은 응급 용량으로 했어요. 실제 혈관 폐색에서 쓰실 용량이죠. 2.7배 빨랐어요. 양쪽 군 모두 같은 용량을 받았으니 공정한 비교예요.</w:t>
-      </w:r>
-    </w:p>
-    <w:p>
-      <w:pPr>
-        <w:numPr>
-          <w:ilvl w:val="0"/>
-          <w:numId w:val="1002"/>
-        </w:numPr>
+    </w:p>
+    <w:p>
+      <w:pPr>
+        <w:pStyle w:val="BodyText"/>
       </w:pPr>
       <w:r>
         <w:t xml:space="preserve">STEIN: Animals. And the first study? At a low dose?</w:t>
       </w:r>
-      <w:r>
-        <w:t xml:space="preserve"> </w:t>
-      </w:r>
-      <w:r>
-        <w:t xml:space="preserve">스타인: 동물이네요. 그리고 첫 시험은요? 낮은 용량으로 한 거?</w:t>
-      </w:r>
-    </w:p>
-    <w:p>
-      <w:pPr>
-        <w:numPr>
-          <w:ilvl w:val="0"/>
-          <w:numId w:val="1002"/>
-        </w:numPr>
+    </w:p>
+    <w:p>
+      <w:pPr>
+        <w:pStyle w:val="BodyText"/>
       </w:pPr>
       <w:r>
         <w:t xml:space="preserve">NOAH: One point eight. We reported both.</w:t>
       </w:r>
-      <w:r>
-        <w:t xml:space="preserve"> </w:t>
-      </w:r>
-      <w:r>
-        <w:t xml:space="preserve">노아: 1.8이요. 둘 다 보고했어요.</w:t>
-      </w:r>
-    </w:p>
-    <w:p>
-      <w:pPr>
-        <w:numPr>
-          <w:ilvl w:val="0"/>
-          <w:numId w:val="1002"/>
-        </w:numPr>
+    </w:p>
+    <w:p>
+      <w:pPr>
+        <w:pStyle w:val="BodyText"/>
       </w:pPr>
       <w:r>
         <w:t xml:space="preserve">STEIN: You reported the bad one too? Most companies hide the first study, or they call it a pilot and bury it in an appendix. I’ve read hundreds of those decks.</w:t>
       </w:r>
-      <w:r>
-        <w:t xml:space="preserve"> </w:t>
-      </w:r>
-      <w:r>
-        <w:t xml:space="preserve">스타인: 나쁜 것도 보고했어요? 대부분의 회사는 첫 시험을 숨기거나, 파일럿이라고 부르면서 부록 속에 묻어 버려요. 그런 발표 자료를 수백 개는 읽어 봤어요.</w:t>
-      </w:r>
-    </w:p>
-    <w:p>
-      <w:pPr>
-        <w:numPr>
-          <w:ilvl w:val="0"/>
-          <w:numId w:val="1002"/>
-        </w:numPr>
+    </w:p>
+    <w:p>
+      <w:pPr>
+        <w:pStyle w:val="BodyText"/>
       </w:pPr>
       <w:r>
         <w:t xml:space="preserve">GRACE: Not this company. That’s why I joined.</w:t>
       </w:r>
-      <w:r>
-        <w:t xml:space="preserve"> </w:t>
-      </w:r>
-      <w:r>
-        <w:t xml:space="preserve">그레이스: 이 회사는 안 그래요. 그래서 제가 합류했어요.</w:t>
-      </w:r>
-    </w:p>
-    <w:p>
-      <w:pPr>
-        <w:numPr>
-          <w:ilvl w:val="0"/>
-          <w:numId w:val="1002"/>
-        </w:numPr>
+    </w:p>
+    <w:p>
+      <w:pPr>
+        <w:pStyle w:val="BodyText"/>
       </w:pPr>
       <w:r>
         <w:t xml:space="preserve">STEIN: Hmm. And durability?</w:t>
       </w:r>
-      <w:r>
-        <w:t xml:space="preserve"> </w:t>
-      </w:r>
-      <w:r>
-        <w:t xml:space="preserve">스타인: 흠. 그리고 지속력은요?</w:t>
-      </w:r>
-    </w:p>
-    <w:p>
-      <w:pPr>
-        <w:numPr>
-          <w:ilvl w:val="0"/>
-          <w:numId w:val="1002"/>
-        </w:numPr>
+    </w:p>
+    <w:p>
+      <w:pPr>
+        <w:pStyle w:val="BodyText"/>
       </w:pPr>
       <w:r>
         <w:t xml:space="preserve">ELENA: Six months in animals. Same as the comparator. The final report comes next week.</w:t>
       </w:r>
-      <w:r>
-        <w:t xml:space="preserve"> </w:t>
-      </w:r>
-      <w:r>
-        <w:t xml:space="preserve">엘레나: 동물에서 6개월. 비교 제품과 동일. 최종 보고서는 다음 주에 나와요.</w:t>
-      </w:r>
-    </w:p>
-    <w:p>
-      <w:pPr>
-        <w:numPr>
-          <w:ilvl w:val="0"/>
-          <w:numId w:val="1002"/>
-        </w:numPr>
+    </w:p>
+    <w:p>
+      <w:pPr>
+        <w:pStyle w:val="BodyText"/>
       </w:pPr>
       <w:r>
         <w:t xml:space="preserve">STEIN: All right. Now my questions are done. Ask me.</w:t>
       </w:r>
-      <w:r>
-        <w:t xml:space="preserve"> </w:t>
-      </w:r>
-      <w:r>
-        <w:t xml:space="preserve">스타인: 좋아요. 이제 내 질문은 끝났어요. 물어봐요.</w:t>
-      </w:r>
-    </w:p>
-    <w:p>
-      <w:pPr>
-        <w:numPr>
-          <w:ilvl w:val="0"/>
-          <w:numId w:val="1002"/>
-        </w:numPr>
+    </w:p>
+    <w:p>
+      <w:pPr>
+        <w:pStyle w:val="BodyText"/>
       </w:pPr>
       <w:r>
         <w:t xml:space="preserve">NOAH: Dr. Stein, would you be the lead investigator for our pivotal trial?</w:t>
       </w:r>
-      <w:r>
-        <w:t xml:space="preserve"> </w:t>
-      </w:r>
-      <w:r>
-        <w:t xml:space="preserve">노아: 스타인 박사님, 저희 핵심 임상의 책임연구자가 되어 주시겠습니까?</w:t>
-      </w:r>
-    </w:p>
-    <w:p>
-      <w:pPr>
-        <w:numPr>
-          <w:ilvl w:val="0"/>
-          <w:numId w:val="1002"/>
-        </w:numPr>
+    </w:p>
+    <w:p>
+      <w:pPr>
+        <w:pStyle w:val="BodyText"/>
       </w:pPr>
       <w:r>
         <w:t xml:space="preserve">STEIN: Maybe. I have conditions.</w:t>
       </w:r>
-      <w:r>
-        <w:t xml:space="preserve"> </w:t>
-      </w:r>
-      <w:r>
-        <w:t xml:space="preserve">스타인: 어쩌면요. 조건이 있어요.</w:t>
-      </w:r>
-    </w:p>
-    <w:p>
-      <w:pPr>
-        <w:numPr>
-          <w:ilvl w:val="0"/>
-          <w:numId w:val="1002"/>
-        </w:numPr>
+    </w:p>
+    <w:p>
+      <w:pPr>
+        <w:pStyle w:val="BodyText"/>
       </w:pPr>
       <w:r>
         <w:t xml:space="preserve">NOAH: Of course. What would make this work for you?</w:t>
       </w:r>
-      <w:r>
-        <w:t xml:space="preserve"> </w:t>
-      </w:r>
-      <w:r>
-        <w:t xml:space="preserve">노아: 물론이죠. 어떻게 하면 함께하실 수 있을까요?</w:t>
-      </w:r>
-    </w:p>
-    <w:p>
-      <w:pPr>
-        <w:numPr>
-          <w:ilvl w:val="0"/>
-          <w:numId w:val="1002"/>
-        </w:numPr>
+    </w:p>
+    <w:p>
+      <w:pPr>
+        <w:pStyle w:val="BodyText"/>
       </w:pPr>
       <w:r>
         <w:t xml:space="preserve">STEIN: One. I’m the national PI. Not one PI among fifteen, sitting quietly at the back of the investigator meeting. The lead. If my name is on this trial, I run it properly.</w:t>
       </w:r>
-      <w:r>
-        <w:t xml:space="preserve"> </w:t>
-      </w:r>
-      <w:r>
-        <w:t xml:space="preserve">스타인: 하나. 내가 전국 책임연구자예요. 연구자 회의 뒤쪽에 조용히 앉아 있는 열다섯 명 중 한 명이 아니라. 대표로요. 이 임상에 내 이름이 걸린다면, 제대로 이끌 거예요.</w:t>
-      </w:r>
-    </w:p>
-    <w:p>
-      <w:pPr>
-        <w:numPr>
-          <w:ilvl w:val="0"/>
-          <w:numId w:val="1002"/>
-        </w:numPr>
+    </w:p>
+    <w:p>
+      <w:pPr>
+        <w:pStyle w:val="BodyText"/>
       </w:pPr>
       <w:r>
         <w:t xml:space="preserve">ELENA: That’s reasonable. You’d chair the investigator meetings.</w:t>
       </w:r>
-      <w:r>
-        <w:t xml:space="preserve"> </w:t>
-      </w:r>
-      <w:r>
-        <w:t xml:space="preserve">엘레나: 합리적이에요. 연구자 회의 의장을 맡으시는 거죠.</w:t>
-      </w:r>
-    </w:p>
-    <w:p>
-      <w:pPr>
-        <w:numPr>
-          <w:ilvl w:val="0"/>
-          <w:numId w:val="1002"/>
-        </w:numPr>
+    </w:p>
+    <w:p>
+      <w:pPr>
+        <w:pStyle w:val="BodyText"/>
       </w:pPr>
       <w:r>
         <w:t xml:space="preserve">STEIN: Two. First author on the main publication.</w:t>
       </w:r>
-      <w:r>
-        <w:t xml:space="preserve"> </w:t>
-      </w:r>
-      <w:r>
-        <w:t xml:space="preserve">스타인: 둘. 주요 논문의 제1저자.</w:t>
-      </w:r>
-    </w:p>
-    <w:p>
-      <w:pPr>
-        <w:numPr>
-          <w:ilvl w:val="0"/>
-          <w:numId w:val="1002"/>
-        </w:numPr>
+    </w:p>
+    <w:p>
+      <w:pPr>
+        <w:pStyle w:val="BodyText"/>
       </w:pPr>
       <w:r>
         <w:t xml:space="preserve">GRACE: Authorship follows the international criteria. Based on contribution.</w:t>
       </w:r>
-      <w:r>
-        <w:t xml:space="preserve"> </w:t>
-      </w:r>
-      <w:r>
-        <w:t xml:space="preserve">그레이스: 저자 순서는 국제 기준을 따라요. 기여도에 근거해서요.</w:t>
-      </w:r>
-    </w:p>
-    <w:p>
-      <w:pPr>
-        <w:numPr>
-          <w:ilvl w:val="0"/>
-          <w:numId w:val="1002"/>
-        </w:numPr>
+    </w:p>
+    <w:p>
+      <w:pPr>
+        <w:pStyle w:val="BodyText"/>
       </w:pPr>
       <w:r>
         <w:t xml:space="preserve">STEIN: Then I’ll contribute the most. Problem solved.</w:t>
       </w:r>
-      <w:r>
-        <w:t xml:space="preserve"> </w:t>
-      </w:r>
-      <w:r>
-        <w:t xml:space="preserve">스타인: 그럼 내가 제일 많이 기여하죠. 해결.</w:t>
-      </w:r>
-    </w:p>
-    <w:p>
-      <w:pPr>
-        <w:numPr>
-          <w:ilvl w:val="0"/>
-          <w:numId w:val="1002"/>
-        </w:numPr>
+    </w:p>
+    <w:p>
+      <w:pPr>
+        <w:pStyle w:val="BodyText"/>
       </w:pPr>
       <w:r>
         <w:t xml:space="preserve">ELENA: I believe you will.</w:t>
       </w:r>
-      <w:r>
-        <w:t xml:space="preserve"> </w:t>
-      </w:r>
-      <w:r>
-        <w:t xml:space="preserve">엘레나: 그러실 거라고 믿어요.</w:t>
-      </w:r>
-    </w:p>
-    <w:p>
-      <w:pPr>
-        <w:numPr>
-          <w:ilvl w:val="0"/>
-          <w:numId w:val="1002"/>
-        </w:numPr>
+    </w:p>
+    <w:p>
+      <w:pPr>
+        <w:pStyle w:val="BodyText"/>
       </w:pPr>
       <w:r>
         <w:t xml:space="preserve">STEIN: Three. I want a lips arm in the trial. Lips are where patients are.</w:t>
       </w:r>
-      <w:r>
-        <w:t xml:space="preserve"> </w:t>
-      </w:r>
-      <w:r>
-        <w:t xml:space="preserve">스타인: 셋. 임상에 입술 군을 넣어 주세요. 환자들은 입술에 있어요.</w:t>
-      </w:r>
-    </w:p>
-    <w:p>
-      <w:pPr>
-        <w:numPr>
-          <w:ilvl w:val="0"/>
-          <w:numId w:val="1002"/>
-        </w:numPr>
+    </w:p>
+    <w:p>
+      <w:pPr>
+        <w:pStyle w:val="BodyText"/>
       </w:pPr>
       <w:r>
         <w:t xml:space="preserve">NOAH: I’m afraid that’s outside our protocol.</w:t>
-      </w:r>
-      <w:r>
-        <w:t xml:space="preserve"> </w:t>
-      </w:r>
-      <w:r>
-        <w:t xml:space="preserve">노아: 죄송하지만 그건 저희 프로토콜 범위 밖이에요.</w:t>
       </w:r>
     </w:p>
     <w:bookmarkEnd w:id="22"/>
@@ -1032,512 +552,242 @@
     </w:p>
     <w:p>
       <w:pPr>
-        <w:numPr>
-          <w:ilvl w:val="0"/>
-          <w:numId w:val="1003"/>
-        </w:numPr>
+        <w:pStyle w:val="FirstParagraph"/>
       </w:pPr>
       <w:r>
         <w:t xml:space="preserve">STEIN: Outside your protocol? You haven’t finished the protocol.</w:t>
       </w:r>
-      <w:r>
-        <w:t xml:space="preserve"> </w:t>
-      </w:r>
-      <w:r>
-        <w:t xml:space="preserve">스타인: 프로토콜 범위 밖이라고요? 아직 프로토콜도 다 안 썼잖아요.</w:t>
-      </w:r>
-    </w:p>
-    <w:p>
-      <w:pPr>
-        <w:numPr>
-          <w:ilvl w:val="0"/>
-          <w:numId w:val="1003"/>
-        </w:numPr>
+    </w:p>
+    <w:p>
+      <w:pPr>
+        <w:pStyle w:val="BodyText"/>
       </w:pPr>
       <w:r>
         <w:t xml:space="preserve">ELENA: We’ve finished the scope. Smile lines first. The FDA agreed with that path.</w:t>
       </w:r>
-      <w:r>
-        <w:t xml:space="preserve"> </w:t>
-      </w:r>
-      <w:r>
-        <w:t xml:space="preserve">엘레나: 범위는 정했어요. 팔자주름 먼저. FDA도 그 경로에 동의했고요.</w:t>
-      </w:r>
-    </w:p>
-    <w:p>
-      <w:pPr>
-        <w:numPr>
-          <w:ilvl w:val="0"/>
-          <w:numId w:val="1003"/>
-        </w:numPr>
+    </w:p>
+    <w:p>
+      <w:pPr>
+        <w:pStyle w:val="BodyText"/>
       </w:pPr>
       <w:r>
         <w:t xml:space="preserve">STEIN: Lips would make the trial more interesting. And my patients would love it.</w:t>
       </w:r>
-      <w:r>
-        <w:t xml:space="preserve"> </w:t>
-      </w:r>
-      <w:r>
-        <w:t xml:space="preserve">스타인: 입술을 넣으면 임상이 더 흥미로워질 거예요. 내 환자들도 좋아할 거고요.</w:t>
-      </w:r>
-    </w:p>
-    <w:p>
-      <w:pPr>
-        <w:numPr>
-          <w:ilvl w:val="0"/>
-          <w:numId w:val="1003"/>
-        </w:numPr>
+    </w:p>
+    <w:p>
+      <w:pPr>
+        <w:pStyle w:val="BodyText"/>
       </w:pPr>
       <w:r>
         <w:t xml:space="preserve">NOAH: It would also need a softer gel, which means a different product with a different safety profile. That’s more risk, more time and more money, and we can’t get our first trial wrong.</w:t>
       </w:r>
-      <w:r>
-        <w:t xml:space="preserve"> </w:t>
-      </w:r>
-      <w:r>
-        <w:t xml:space="preserve">노아: 그러려면 더 부드러운 젤도 필요한데, 그건 안전성 특성이 다른 별개의 제품이라는 뜻이에요. 리스크도, 시간도, 돈도 더 들고, 저희는 첫 임상을 망칠 수 없어요.</w:t>
-      </w:r>
-    </w:p>
-    <w:p>
-      <w:pPr>
-        <w:numPr>
-          <w:ilvl w:val="0"/>
-          <w:numId w:val="1003"/>
-        </w:numPr>
+    </w:p>
+    <w:p>
+      <w:pPr>
+        <w:pStyle w:val="BodyText"/>
       </w:pPr>
       <w:r>
         <w:t xml:space="preserve">STEIN: You’ve thought about this.</w:t>
       </w:r>
-      <w:r>
-        <w:t xml:space="preserve"> </w:t>
-      </w:r>
-      <w:r>
-        <w:t xml:space="preserve">스타인: 생각해 봤군요.</w:t>
-      </w:r>
-    </w:p>
-    <w:p>
-      <w:pPr>
-        <w:numPr>
-          <w:ilvl w:val="0"/>
-          <w:numId w:val="1003"/>
-        </w:numPr>
+    </w:p>
+    <w:p>
+      <w:pPr>
+        <w:pStyle w:val="BodyText"/>
       </w:pPr>
       <w:r>
         <w:t xml:space="preserve">NOAH: My mother made me. On Thanksgiving.</w:t>
       </w:r>
-      <w:r>
-        <w:t xml:space="preserve"> </w:t>
-      </w:r>
-      <w:r>
-        <w:t xml:space="preserve">노아: 엄마가 생각하게 만들었어요. 추수감사절에요.</w:t>
-      </w:r>
-    </w:p>
-    <w:p>
-      <w:pPr>
-        <w:numPr>
-          <w:ilvl w:val="0"/>
-          <w:numId w:val="1003"/>
-        </w:numPr>
+    </w:p>
+    <w:p>
+      <w:pPr>
+        <w:pStyle w:val="BodyText"/>
       </w:pPr>
       <w:r>
         <w:t xml:space="preserve">STEIN: Your mother is smart. So, no lips. What do I get instead?</w:t>
       </w:r>
-      <w:r>
-        <w:t xml:space="preserve"> </w:t>
-      </w:r>
-      <w:r>
-        <w:t xml:space="preserve">스타인: 어머니가 현명하시네요. 그래서, 입술은 안 된다. 대신 난 뭘 받죠?</w:t>
-      </w:r>
-    </w:p>
-    <w:p>
-      <w:pPr>
-        <w:numPr>
-          <w:ilvl w:val="0"/>
-          <w:numId w:val="1003"/>
-        </w:numPr>
+    </w:p>
+    <w:p>
+      <w:pPr>
+        <w:pStyle w:val="BodyText"/>
       </w:pPr>
       <w:r>
         <w:t xml:space="preserve">ELENA: When we develop the lips product, you’re the first PI we call.</w:t>
       </w:r>
-      <w:r>
-        <w:t xml:space="preserve"> </w:t>
-      </w:r>
-      <w:r>
-        <w:t xml:space="preserve">엘레나: 입술 제품을 개발할 때, 가장 먼저 전화드리는 PI가 박사님이에요.</w:t>
-      </w:r>
-    </w:p>
-    <w:p>
-      <w:pPr>
-        <w:numPr>
-          <w:ilvl w:val="0"/>
-          <w:numId w:val="1003"/>
-        </w:numPr>
+    </w:p>
+    <w:p>
+      <w:pPr>
+        <w:pStyle w:val="BodyText"/>
       </w:pPr>
       <w:r>
         <w:t xml:space="preserve">STEIN: In writing?</w:t>
       </w:r>
-      <w:r>
-        <w:t xml:space="preserve"> </w:t>
-      </w:r>
-      <w:r>
-        <w:t xml:space="preserve">스타인: 서면으로요?</w:t>
-      </w:r>
-    </w:p>
-    <w:p>
-      <w:pPr>
-        <w:numPr>
-          <w:ilvl w:val="0"/>
-          <w:numId w:val="1003"/>
-        </w:numPr>
+    </w:p>
+    <w:p>
+      <w:pPr>
+        <w:pStyle w:val="BodyText"/>
       </w:pPr>
       <w:r>
         <w:t xml:space="preserve">NOAH: In writing. Our lawyer insists on everything in writing.</w:t>
       </w:r>
-      <w:r>
-        <w:t xml:space="preserve"> </w:t>
-      </w:r>
-      <w:r>
-        <w:t xml:space="preserve">노아: 서면으로요. 저희 변호사는 뭐든 서면을 고집해요.</w:t>
-      </w:r>
-    </w:p>
-    <w:p>
-      <w:pPr>
-        <w:numPr>
-          <w:ilvl w:val="0"/>
-          <w:numId w:val="1003"/>
-        </w:numPr>
+    </w:p>
+    <w:p>
+      <w:pPr>
+        <w:pStyle w:val="BodyText"/>
       </w:pPr>
       <w:r>
         <w:t xml:space="preserve">STEIN: Good lawyer. Four. Per-patient fees. My clinic’s time is expensive.</w:t>
       </w:r>
-      <w:r>
-        <w:t xml:space="preserve"> </w:t>
-      </w:r>
-      <w:r>
-        <w:t xml:space="preserve">스타인: 좋은 변호사네요. 넷. 피험자당 비용. 우리 병원 시간은 비싸요.</w:t>
-      </w:r>
-    </w:p>
-    <w:p>
-      <w:pPr>
-        <w:numPr>
-          <w:ilvl w:val="0"/>
-          <w:numId w:val="1003"/>
-        </w:numPr>
+    </w:p>
+    <w:p>
+      <w:pPr>
+        <w:pStyle w:val="BodyText"/>
       </w:pPr>
       <w:r>
         <w:t xml:space="preserve">GRACE: We pay fair market value. The same rules for every site.</w:t>
       </w:r>
-      <w:r>
-        <w:t xml:space="preserve"> </w:t>
-      </w:r>
-      <w:r>
-        <w:t xml:space="preserve">그레이스: 저희는 공정 시장 가치로 지급해요. 모든 사이트에 같은 기준으로요.</w:t>
-      </w:r>
-    </w:p>
-    <w:p>
-      <w:pPr>
-        <w:numPr>
-          <w:ilvl w:val="0"/>
-          <w:numId w:val="1003"/>
-        </w:numPr>
+    </w:p>
+    <w:p>
+      <w:pPr>
+        <w:pStyle w:val="BodyText"/>
       </w:pPr>
       <w:r>
         <w:t xml:space="preserve">STEIN: Fair market value in Beverly Hills is not fair market value in Texas.</w:t>
       </w:r>
-      <w:r>
-        <w:t xml:space="preserve"> </w:t>
-      </w:r>
-      <w:r>
-        <w:t xml:space="preserve">스타인: 베벌리힐스의 공정 시장 가치는 텍사스의 공정 시장 가치가 아니에요.</w:t>
-      </w:r>
-    </w:p>
-    <w:p>
-      <w:pPr>
-        <w:numPr>
-          <w:ilvl w:val="0"/>
-          <w:numId w:val="1003"/>
-        </w:numPr>
+    </w:p>
+    <w:p>
+      <w:pPr>
+        <w:pStyle w:val="BodyText"/>
       </w:pPr>
       <w:r>
         <w:t xml:space="preserve">GRACE: True. The value is based on local costs, so a clinic in Beverly Hills can be paid more than one in Texas. But we’ll use an independent benchmark, so nobody can say we chose it.</w:t>
       </w:r>
-      <w:r>
-        <w:t xml:space="preserve"> </w:t>
-      </w:r>
-      <w:r>
-        <w:t xml:space="preserve">그레이스: 맞아요. 지역 비용을 기준으로 하니까, 베벌리힐스 병원은 텍사스 병원보다 더 받을 수 있어요. 하지만 독립적인 기준 자료를 쓸 거라서, 우리가 숫자를 임의로 골랐다고 아무도 말 못 해요.</w:t>
-      </w:r>
-    </w:p>
-    <w:p>
-      <w:pPr>
-        <w:numPr>
-          <w:ilvl w:val="0"/>
-          <w:numId w:val="1003"/>
-        </w:numPr>
+    </w:p>
+    <w:p>
+      <w:pPr>
+        <w:pStyle w:val="BodyText"/>
       </w:pPr>
       <w:r>
         <w:t xml:space="preserve">NOAH: Why does that matter so much, Grace?</w:t>
       </w:r>
-      <w:r>
-        <w:t xml:space="preserve"> </w:t>
-      </w:r>
-      <w:r>
-        <w:t xml:space="preserve">노아: 그게 왜 그렇게 중요해요, 그레이스?</w:t>
-      </w:r>
-    </w:p>
-    <w:p>
-      <w:pPr>
-        <w:numPr>
-          <w:ilvl w:val="0"/>
-          <w:numId w:val="1003"/>
-        </w:numPr>
+    </w:p>
+    <w:p>
+      <w:pPr>
+        <w:pStyle w:val="BodyText"/>
       </w:pPr>
       <w:r>
         <w:t xml:space="preserve">GRACE: Because if we overpay a doctor, it can look like a bribe, either for enrolling patients or for saying nice things about the product. That’s illegal, and it could put the whole trial at risk.</w:t>
       </w:r>
-      <w:r>
-        <w:t xml:space="preserve"> </w:t>
-      </w:r>
-      <w:r>
-        <w:t xml:space="preserve">그레이스: 의사에게 과하게 지급하면, 환자를 등록해 준 대가나 제품을 좋게 말해 준 대가로 주는 뇌물처럼 보일 수 있거든요. 그건 불법이고, 임상 전체를 위험에 빠뜨릴 수 있어요.</w:t>
-      </w:r>
-    </w:p>
-    <w:p>
-      <w:pPr>
-        <w:numPr>
-          <w:ilvl w:val="0"/>
-          <w:numId w:val="1003"/>
-        </w:numPr>
+    </w:p>
+    <w:p>
+      <w:pPr>
+        <w:pStyle w:val="BodyText"/>
       </w:pPr>
       <w:r>
         <w:t xml:space="preserve">STEIN: She’s right. I’ve seen companies get in trouble for that. I don’t want it either.</w:t>
       </w:r>
-      <w:r>
-        <w:t xml:space="preserve"> </w:t>
-      </w:r>
-      <w:r>
-        <w:t xml:space="preserve">스타인: 그 말이 맞아요. 그것 때문에 곤란해진 회사들을 봤어요. 나도 원치 않아요.</w:t>
-      </w:r>
-    </w:p>
-    <w:p>
-      <w:pPr>
-        <w:numPr>
-          <w:ilvl w:val="0"/>
-          <w:numId w:val="1003"/>
-        </w:numPr>
+    </w:p>
+    <w:p>
+      <w:pPr>
+        <w:pStyle w:val="BodyText"/>
       </w:pPr>
       <w:r>
         <w:t xml:space="preserve">ELENA: So, fair, local, and documented.</w:t>
       </w:r>
-      <w:r>
-        <w:t xml:space="preserve"> </w:t>
-      </w:r>
-      <w:r>
-        <w:t xml:space="preserve">엘레나: 그러니까 공정하게, 지역 기준으로, 문서화해서.</w:t>
-      </w:r>
-    </w:p>
-    <w:p>
-      <w:pPr>
-        <w:numPr>
-          <w:ilvl w:val="0"/>
-          <w:numId w:val="1003"/>
-        </w:numPr>
+    </w:p>
+    <w:p>
+      <w:pPr>
+        <w:pStyle w:val="BodyText"/>
       </w:pPr>
       <w:r>
         <w:t xml:space="preserve">STEIN: Fine. Five. I speak at your launch. If the data is good.</w:t>
       </w:r>
-      <w:r>
-        <w:t xml:space="preserve"> </w:t>
-      </w:r>
-      <w:r>
-        <w:t xml:space="preserve">스타인: 좋아요. 다섯. 출시 행사에서 내가 발표해요. 데이터가 좋으면.</w:t>
-      </w:r>
-    </w:p>
-    <w:p>
-      <w:pPr>
-        <w:numPr>
-          <w:ilvl w:val="0"/>
-          <w:numId w:val="1003"/>
-        </w:numPr>
+    </w:p>
+    <w:p>
+      <w:pPr>
+        <w:pStyle w:val="BodyText"/>
       </w:pPr>
       <w:r>
         <w:t xml:space="preserve">NOAH: If the data is good, we’d be thrilled.</w:t>
       </w:r>
-      <w:r>
-        <w:t xml:space="preserve"> </w:t>
-      </w:r>
-      <w:r>
-        <w:t xml:space="preserve">노아: 데이터가 좋다면 저희는 정말 기쁠 거예요.</w:t>
-      </w:r>
-    </w:p>
-    <w:p>
-      <w:pPr>
-        <w:numPr>
-          <w:ilvl w:val="0"/>
-          <w:numId w:val="1003"/>
-        </w:numPr>
+    </w:p>
+    <w:p>
+      <w:pPr>
+        <w:pStyle w:val="BodyText"/>
       </w:pPr>
       <w:r>
         <w:t xml:space="preserve">STEIN: And if it’s bad, I’ll say that too. Publicly.</w:t>
       </w:r>
-      <w:r>
-        <w:t xml:space="preserve"> </w:t>
-      </w:r>
-      <w:r>
-        <w:t xml:space="preserve">스타인: 그리고 나쁘면 그것도 말할 거예요. 공개적으로.</w:t>
-      </w:r>
-    </w:p>
-    <w:p>
-      <w:pPr>
-        <w:numPr>
-          <w:ilvl w:val="0"/>
-          <w:numId w:val="1003"/>
-        </w:numPr>
+    </w:p>
+    <w:p>
+      <w:pPr>
+        <w:pStyle w:val="BodyText"/>
       </w:pPr>
       <w:r>
         <w:t xml:space="preserve">ELENA: That’s exactly what we want.</w:t>
       </w:r>
-      <w:r>
-        <w:t xml:space="preserve"> </w:t>
-      </w:r>
-      <w:r>
-        <w:t xml:space="preserve">엘레나: 그게 바로 저희가 원하는 거예요.</w:t>
-      </w:r>
-    </w:p>
-    <w:p>
-      <w:pPr>
-        <w:numPr>
-          <w:ilvl w:val="0"/>
-          <w:numId w:val="1003"/>
-        </w:numPr>
+    </w:p>
+    <w:p>
+      <w:pPr>
+        <w:pStyle w:val="BodyText"/>
       </w:pPr>
       <w:r>
         <w:t xml:space="preserve">STEIN: You keep saying that. It’s either true, or you’re very good at this.</w:t>
       </w:r>
-      <w:r>
-        <w:t xml:space="preserve"> </w:t>
-      </w:r>
-      <w:r>
-        <w:t xml:space="preserve">스타인: 계속 그렇게 말하네요. 진짜든지, 아니면 이런 걸 아주 잘하든지.</w:t>
-      </w:r>
-    </w:p>
-    <w:p>
-      <w:pPr>
-        <w:numPr>
-          <w:ilvl w:val="0"/>
-          <w:numId w:val="1003"/>
-        </w:numPr>
+    </w:p>
+    <w:p>
+      <w:pPr>
+        <w:pStyle w:val="BodyText"/>
       </w:pPr>
       <w:r>
         <w:t xml:space="preserve">GRACE: It’s true. Their safety officer can stop the company from shipping.</w:t>
       </w:r>
-      <w:r>
-        <w:t xml:space="preserve"> </w:t>
-      </w:r>
-      <w:r>
-        <w:t xml:space="preserve">그레이스: 진짜예요. 이 회사 안전 책임자는 출시를 막을 수 있어요.</w:t>
-      </w:r>
-    </w:p>
-    <w:p>
-      <w:pPr>
-        <w:numPr>
-          <w:ilvl w:val="0"/>
-          <w:numId w:val="1003"/>
-        </w:numPr>
+    </w:p>
+    <w:p>
+      <w:pPr>
+        <w:pStyle w:val="BodyText"/>
       </w:pPr>
       <w:r>
         <w:t xml:space="preserve">STEIN: Stop shipping? Who?</w:t>
       </w:r>
-      <w:r>
-        <w:t xml:space="preserve"> </w:t>
-      </w:r>
-      <w:r>
-        <w:t xml:space="preserve">스타인: 출시를 막는다고요? 누가요?</w:t>
-      </w:r>
-    </w:p>
-    <w:p>
-      <w:pPr>
-        <w:numPr>
-          <w:ilvl w:val="0"/>
-          <w:numId w:val="1003"/>
-        </w:numPr>
+    </w:p>
+    <w:p>
+      <w:pPr>
+        <w:pStyle w:val="BodyText"/>
       </w:pPr>
       <w:r>
         <w:t xml:space="preserve">ELENA: Me. It’s in our founders’ agreement. If I believe the product isn’t safe, I can stop the launch, with an independent expert beside me, so it’s never just my opinion against the business.</w:t>
       </w:r>
-      <w:r>
-        <w:t xml:space="preserve"> </w:t>
-      </w:r>
-      <w:r>
-        <w:t xml:space="preserve">엘레나: 저요. 창업자 계약서에 있어요. 제품이 안전하지 않다고 판단하면 출시를 막을 수 있어요. 독립 전문가가 옆에 있는 조건이라, 절대 제 의견 하나와 회사 사업이 맞서는 구도가 되지 않아요.</w:t>
-      </w:r>
-    </w:p>
-    <w:p>
-      <w:pPr>
-        <w:numPr>
-          <w:ilvl w:val="0"/>
-          <w:numId w:val="1003"/>
-        </w:numPr>
+    </w:p>
+    <w:p>
+      <w:pPr>
+        <w:pStyle w:val="BodyText"/>
       </w:pPr>
       <w:r>
         <w:t xml:space="preserve">STEIN: I’ve never heard of that. In twenty years.</w:t>
       </w:r>
-      <w:r>
-        <w:t xml:space="preserve"> </w:t>
-      </w:r>
-      <w:r>
-        <w:t xml:space="preserve">스타인: 그런 건 처음 들어요. 20년 동안.</w:t>
-      </w:r>
-    </w:p>
-    <w:p>
-      <w:pPr>
-        <w:numPr>
-          <w:ilvl w:val="0"/>
-          <w:numId w:val="1003"/>
-        </w:numPr>
+    </w:p>
+    <w:p>
+      <w:pPr>
+        <w:pStyle w:val="BodyText"/>
       </w:pPr>
       <w:r>
         <w:t xml:space="preserve">NOAH: Our investors hadn’t either. One of them tried to remove it.</w:t>
       </w:r>
-      <w:r>
-        <w:t xml:space="preserve"> </w:t>
-      </w:r>
-      <w:r>
-        <w:t xml:space="preserve">노아: 저희 투자자들도 처음 들었대요. 한 분은 없애려고 했어요.</w:t>
-      </w:r>
-    </w:p>
-    <w:p>
-      <w:pPr>
-        <w:numPr>
-          <w:ilvl w:val="0"/>
-          <w:numId w:val="1003"/>
-        </w:numPr>
+    </w:p>
+    <w:p>
+      <w:pPr>
+        <w:pStyle w:val="BodyText"/>
       </w:pPr>
       <w:r>
         <w:t xml:space="preserve">STEIN: And?</w:t>
       </w:r>
-      <w:r>
-        <w:t xml:space="preserve"> </w:t>
-      </w:r>
-      <w:r>
-        <w:t xml:space="preserve">스타인: 그래서요?</w:t>
-      </w:r>
-    </w:p>
-    <w:p>
-      <w:pPr>
-        <w:numPr>
-          <w:ilvl w:val="0"/>
-          <w:numId w:val="1003"/>
-        </w:numPr>
+    </w:p>
+    <w:p>
+      <w:pPr>
+        <w:pStyle w:val="BodyText"/>
       </w:pPr>
       <w:r>
         <w:t xml:space="preserve">ELENA: He made it stronger instead. With a process.</w:t>
-      </w:r>
-      <w:r>
-        <w:t xml:space="preserve"> </w:t>
-      </w:r>
-      <w:r>
-        <w:t xml:space="preserve">엘레나: 대신 더 강하게 만들었어요. 절차로요.</w:t>
       </w:r>
     </w:p>
     <w:bookmarkEnd w:id="23"/>
@@ -1552,427 +802,202 @@
     </w:p>
     <w:p>
       <w:pPr>
-        <w:numPr>
-          <w:ilvl w:val="0"/>
-          <w:numId w:val="1004"/>
-        </w:numPr>
+        <w:pStyle w:val="FirstParagraph"/>
       </w:pPr>
       <w:r>
         <w:t xml:space="preserve">STEIN: Can I tell you something? Not for my followers.</w:t>
       </w:r>
-      <w:r>
-        <w:t xml:space="preserve"> </w:t>
-      </w:r>
-      <w:r>
-        <w:t xml:space="preserve">스타인: 하나 말해도 될까요? 팔로워들한테는 말 안 하는 거예요.</w:t>
-      </w:r>
-    </w:p>
-    <w:p>
-      <w:pPr>
-        <w:numPr>
-          <w:ilvl w:val="0"/>
-          <w:numId w:val="1004"/>
-        </w:numPr>
+    </w:p>
+    <w:p>
+      <w:pPr>
+        <w:pStyle w:val="BodyText"/>
       </w:pPr>
       <w:r>
         <w:t xml:space="preserve">ELENA: Of course.</w:t>
       </w:r>
-      <w:r>
-        <w:t xml:space="preserve"> </w:t>
-      </w:r>
-      <w:r>
-        <w:t xml:space="preserve">엘레나: 물론이죠.</w:t>
-      </w:r>
-    </w:p>
-    <w:p>
-      <w:pPr>
-        <w:numPr>
-          <w:ilvl w:val="0"/>
-          <w:numId w:val="1004"/>
-        </w:numPr>
+    </w:p>
+    <w:p>
+      <w:pPr>
+        <w:pStyle w:val="BodyText"/>
       </w:pPr>
       <w:r>
         <w:t xml:space="preserve">STEIN: I consult for Halvern. Paid advisory board. Twice a year.</w:t>
       </w:r>
-      <w:r>
-        <w:t xml:space="preserve"> </w:t>
-      </w:r>
-      <w:r>
-        <w:t xml:space="preserve">스타인: 난 할번 자문을 해요. 유료 자문위원회. 1년에 두 번.</w:t>
-      </w:r>
-    </w:p>
-    <w:p>
-      <w:pPr>
-        <w:numPr>
-          <w:ilvl w:val="0"/>
-          <w:numId w:val="1004"/>
-        </w:numPr>
+    </w:p>
+    <w:p>
+      <w:pPr>
+        <w:pStyle w:val="BodyText"/>
       </w:pPr>
       <w:r>
         <w:t xml:space="preserve">NOAH: I didn’t know that.</w:t>
       </w:r>
-      <w:r>
-        <w:t xml:space="preserve"> </w:t>
-      </w:r>
-      <w:r>
-        <w:t xml:space="preserve">노아: 몰랐어요.</w:t>
-      </w:r>
-    </w:p>
-    <w:p>
-      <w:pPr>
-        <w:numPr>
-          <w:ilvl w:val="0"/>
-          <w:numId w:val="1004"/>
-        </w:numPr>
+    </w:p>
+    <w:p>
+      <w:pPr>
+        <w:pStyle w:val="BodyText"/>
       </w:pPr>
       <w:r>
         <w:t xml:space="preserve">STEIN: It’s public. In the government database. But most people don’t look.</w:t>
       </w:r>
-      <w:r>
-        <w:t xml:space="preserve"> </w:t>
-      </w:r>
-      <w:r>
-        <w:t xml:space="preserve">스타인: 공개된 정보예요. 정부 데이터베이스에 있어요. 하지만 대부분 안 찾아보죠.</w:t>
-      </w:r>
-    </w:p>
-    <w:p>
-      <w:pPr>
-        <w:numPr>
-          <w:ilvl w:val="0"/>
-          <w:numId w:val="1004"/>
-        </w:numPr>
+    </w:p>
+    <w:p>
+      <w:pPr>
+        <w:pStyle w:val="BodyText"/>
       </w:pPr>
       <w:r>
         <w:t xml:space="preserve">GRACE: Thank you for telling us. It has to be disclosed in the trial.</w:t>
       </w:r>
-      <w:r>
-        <w:t xml:space="preserve"> </w:t>
-      </w:r>
-      <w:r>
-        <w:t xml:space="preserve">그레이스: 말씀해 주셔서 감사해요. 임상에서 반드시 공개해야 해요.</w:t>
-      </w:r>
-    </w:p>
-    <w:p>
-      <w:pPr>
-        <w:numPr>
-          <w:ilvl w:val="0"/>
-          <w:numId w:val="1004"/>
-        </w:numPr>
+    </w:p>
+    <w:p>
+      <w:pPr>
+        <w:pStyle w:val="BodyText"/>
       </w:pPr>
       <w:r>
         <w:t xml:space="preserve">STEIN: I know. And I’ll end it. If I lead your trial.</w:t>
       </w:r>
-      <w:r>
-        <w:t xml:space="preserve"> </w:t>
-      </w:r>
-      <w:r>
-        <w:t xml:space="preserve">스타인: 알아요. 그리고 그만둘 거예요. 당신들 임상을 이끈다면.</w:t>
-      </w:r>
-    </w:p>
-    <w:p>
-      <w:pPr>
-        <w:numPr>
-          <w:ilvl w:val="0"/>
-          <w:numId w:val="1004"/>
-        </w:numPr>
+    </w:p>
+    <w:p>
+      <w:pPr>
+        <w:pStyle w:val="BodyText"/>
       </w:pPr>
       <w:r>
         <w:t xml:space="preserve">NOAH: You’d give up Halvern? Why?</w:t>
       </w:r>
-      <w:r>
-        <w:t xml:space="preserve"> </w:t>
-      </w:r>
-      <w:r>
-        <w:t xml:space="preserve">노아: 할번을 포기하시겠다고요? 왜요?</w:t>
-      </w:r>
-    </w:p>
-    <w:p>
-      <w:pPr>
-        <w:numPr>
-          <w:ilvl w:val="0"/>
-          <w:numId w:val="1004"/>
-        </w:numPr>
+    </w:p>
+    <w:p>
+      <w:pPr>
+        <w:pStyle w:val="BodyText"/>
       </w:pPr>
       <w:r>
         <w:t xml:space="preserve">STEIN: Halvern pays me to speak. You’d pay me to find out the truth.</w:t>
       </w:r>
-      <w:r>
-        <w:t xml:space="preserve"> </w:t>
-      </w:r>
-      <w:r>
-        <w:t xml:space="preserve">스타인: 할번은 내게 말하라고 돈을 줘요. 당신들은 진실을 알아내라고 돈을 주는 거고요.</w:t>
-      </w:r>
-    </w:p>
-    <w:p>
-      <w:pPr>
-        <w:numPr>
-          <w:ilvl w:val="0"/>
-          <w:numId w:val="1004"/>
-        </w:numPr>
+    </w:p>
+    <w:p>
+      <w:pPr>
+        <w:pStyle w:val="BodyText"/>
       </w:pPr>
       <w:r>
         <w:t xml:space="preserve">ELENA: That’s a big decision. At this stage of your career.</w:t>
       </w:r>
-      <w:r>
-        <w:t xml:space="preserve"> </w:t>
-      </w:r>
-      <w:r>
-        <w:t xml:space="preserve">엘레나: 큰 결정이네요. 지금 같은 경력 단계에서요.</w:t>
-      </w:r>
-    </w:p>
-    <w:p>
-      <w:pPr>
-        <w:numPr>
-          <w:ilvl w:val="0"/>
-          <w:numId w:val="1004"/>
-        </w:numPr>
+    </w:p>
+    <w:p>
+      <w:pPr>
+        <w:pStyle w:val="BodyText"/>
       </w:pPr>
       <w:r>
         <w:t xml:space="preserve">GRACE: Can I ask why? Personally?</w:t>
       </w:r>
-      <w:r>
-        <w:t xml:space="preserve"> </w:t>
-      </w:r>
-      <w:r>
-        <w:t xml:space="preserve">그레이스: 이유를 여쭤봐도 될까요? 개인적으로요?</w:t>
-      </w:r>
-    </w:p>
-    <w:p>
-      <w:pPr>
-        <w:numPr>
-          <w:ilvl w:val="0"/>
-          <w:numId w:val="1004"/>
-        </w:numPr>
+    </w:p>
+    <w:p>
+      <w:pPr>
+        <w:pStyle w:val="BodyText"/>
       </w:pPr>
       <w:r>
         <w:t xml:space="preserve">STEIN: Eight years ago, a colleague’s patient lost vision in one eye. From filler. It was a routine treatment, the kind we all do every day. When it happens, you have minutes, not hours.</w:t>
       </w:r>
-      <w:r>
-        <w:t xml:space="preserve"> </w:t>
-      </w:r>
-      <w:r>
-        <w:t xml:space="preserve">스타인: 8년 전에 동료의 환자가 필러 때문에 한쪽 눈 시력을 잃었어요. 우리 모두가 매일 하는 평범한 시술이었어요. 그런 일이 생기면 주어진 건 몇 시간이 아니라 몇 분이에요.</w:t>
-      </w:r>
-    </w:p>
-    <w:p>
-      <w:pPr>
-        <w:numPr>
-          <w:ilvl w:val="0"/>
-          <w:numId w:val="1004"/>
-        </w:numPr>
+    </w:p>
+    <w:p>
+      <w:pPr>
+        <w:pStyle w:val="BodyText"/>
       </w:pPr>
       <w:r>
         <w:t xml:space="preserve">GRACE: I’m so sorry.</w:t>
       </w:r>
-      <w:r>
-        <w:t xml:space="preserve"> </w:t>
-      </w:r>
-      <w:r>
-        <w:t xml:space="preserve">그레이스: 정말 안타까워요.</w:t>
-      </w:r>
-    </w:p>
-    <w:p>
-      <w:pPr>
-        <w:numPr>
-          <w:ilvl w:val="0"/>
-          <w:numId w:val="1004"/>
-        </w:numPr>
+    </w:p>
+    <w:p>
+      <w:pPr>
+        <w:pStyle w:val="BodyText"/>
       </w:pPr>
       <w:r>
         <w:t xml:space="preserve">STEIN: I was in the room. We had the enzyme. It wasn’t fast enough.</w:t>
       </w:r>
-      <w:r>
-        <w:t xml:space="preserve"> </w:t>
-      </w:r>
-      <w:r>
-        <w:t xml:space="preserve">스타인: 내가 그 방에 있었어요. 효소도 있었고요. 충분히 빠르지 않았어요.</w:t>
-      </w:r>
-    </w:p>
-    <w:p>
-      <w:pPr>
-        <w:numPr>
-          <w:ilvl w:val="0"/>
-          <w:numId w:val="1004"/>
-        </w:numPr>
+    </w:p>
+    <w:p>
+      <w:pPr>
+        <w:pStyle w:val="BodyText"/>
       </w:pPr>
       <w:r>
         <w:t xml:space="preserve">ELENA: Every minute counts.</w:t>
       </w:r>
-      <w:r>
-        <w:t xml:space="preserve"> </w:t>
-      </w:r>
-      <w:r>
-        <w:t xml:space="preserve">엘레나: 1분 1분이 중요하죠.</w:t>
-      </w:r>
-    </w:p>
-    <w:p>
-      <w:pPr>
-        <w:numPr>
-          <w:ilvl w:val="0"/>
-          <w:numId w:val="1004"/>
-        </w:numPr>
+    </w:p>
+    <w:p>
+      <w:pPr>
+        <w:pStyle w:val="BodyText"/>
       </w:pPr>
       <w:r>
         <w:t xml:space="preserve">STEIN: You say it too. Every injector who’s been there says it.</w:t>
       </w:r>
-      <w:r>
-        <w:t xml:space="preserve"> </w:t>
-      </w:r>
-      <w:r>
-        <w:t xml:space="preserve">스타인: 당신도 그 말을 하네요. 그 자리에 있어 본 시술자는 다 그 말을 해요.</w:t>
-      </w:r>
-    </w:p>
-    <w:p>
-      <w:pPr>
-        <w:numPr>
-          <w:ilvl w:val="0"/>
-          <w:numId w:val="1004"/>
-        </w:numPr>
+    </w:p>
+    <w:p>
+      <w:pPr>
+        <w:pStyle w:val="BodyText"/>
       </w:pPr>
       <w:r>
         <w:t xml:space="preserve">NOAH: My sister was there. In an ER. Last fall.</w:t>
       </w:r>
-      <w:r>
-        <w:t xml:space="preserve"> </w:t>
-      </w:r>
-      <w:r>
-        <w:t xml:space="preserve">노아: 제 동생도 그 자리에 있었어요. 응급실에. 작년 가을에.</w:t>
-      </w:r>
-    </w:p>
-    <w:p>
-      <w:pPr>
-        <w:numPr>
-          <w:ilvl w:val="0"/>
-          <w:numId w:val="1004"/>
-        </w:numPr>
+    </w:p>
+    <w:p>
+      <w:pPr>
+        <w:pStyle w:val="BodyText"/>
       </w:pPr>
       <w:r>
         <w:t xml:space="preserve">STEIN: And?</w:t>
       </w:r>
-      <w:r>
-        <w:t xml:space="preserve"> </w:t>
-      </w:r>
-      <w:r>
-        <w:t xml:space="preserve">스타인: 그래서요?</w:t>
-      </w:r>
-    </w:p>
-    <w:p>
-      <w:pPr>
-        <w:numPr>
-          <w:ilvl w:val="0"/>
-          <w:numId w:val="1004"/>
-        </w:numPr>
+    </w:p>
+    <w:p>
+      <w:pPr>
+        <w:pStyle w:val="BodyText"/>
       </w:pPr>
       <w:r>
         <w:t xml:space="preserve">NOAH: She kept her nose, and now she only has a small scar. Elena treated her that night in the ER. That’s how we met, and honestly, that’s why this company exists.</w:t>
       </w:r>
-      <w:r>
-        <w:t xml:space="preserve"> </w:t>
-      </w:r>
-      <w:r>
-        <w:t xml:space="preserve">노아: 코는 지켰고, 지금은 작은 흉터만 남았어요. 그날 밤 응급실에서 엘레나가 치료했어요. 그렇게 우리가 만났고, 솔직히 그게 이 회사가 존재하는 이유예요.</w:t>
-      </w:r>
-    </w:p>
-    <w:p>
-      <w:pPr>
-        <w:numPr>
-          <w:ilvl w:val="0"/>
-          <w:numId w:val="1004"/>
-        </w:numPr>
+    </w:p>
+    <w:p>
+      <w:pPr>
+        <w:pStyle w:val="BodyText"/>
       </w:pPr>
       <w:r>
         <w:t xml:space="preserve">STEIN: Then you all know why this matters. Okay. I’m in.</w:t>
       </w:r>
-      <w:r>
-        <w:t xml:space="preserve"> </w:t>
-      </w:r>
-      <w:r>
-        <w:t xml:space="preserve">스타인: 그럼 다들 이게 왜 중요한지 아는군요. 좋아요. 할게요.</w:t>
-      </w:r>
-    </w:p>
-    <w:p>
-      <w:pPr>
-        <w:numPr>
-          <w:ilvl w:val="0"/>
-          <w:numId w:val="1004"/>
-        </w:numPr>
+    </w:p>
+    <w:p>
+      <w:pPr>
+        <w:pStyle w:val="BodyText"/>
       </w:pPr>
       <w:r>
         <w:t xml:space="preserve">NOAH: Thank you, Dr. Stein.</w:t>
       </w:r>
-      <w:r>
-        <w:t xml:space="preserve"> </w:t>
-      </w:r>
-      <w:r>
-        <w:t xml:space="preserve">노아: 감사합니다, 스타인 박사님.</w:t>
-      </w:r>
-    </w:p>
-    <w:p>
-      <w:pPr>
-        <w:numPr>
-          <w:ilvl w:val="0"/>
-          <w:numId w:val="1004"/>
-        </w:numPr>
+    </w:p>
+    <w:p>
+      <w:pPr>
+        <w:pStyle w:val="BodyText"/>
       </w:pPr>
       <w:r>
         <w:t xml:space="preserve">STEIN: Rachel. If we’re going to fight the FDA together, call me Rachel.</w:t>
       </w:r>
-      <w:r>
-        <w:t xml:space="preserve"> </w:t>
-      </w:r>
-      <w:r>
-        <w:t xml:space="preserve">스타인: 레이첼이라고 해요. FDA랑 같이 싸울 거면 레이첼이라고 불러요.</w:t>
-      </w:r>
-    </w:p>
-    <w:p>
-      <w:pPr>
-        <w:numPr>
-          <w:ilvl w:val="0"/>
-          <w:numId w:val="1004"/>
-        </w:numPr>
+    </w:p>
+    <w:p>
+      <w:pPr>
+        <w:pStyle w:val="BodyText"/>
       </w:pPr>
       <w:r>
         <w:t xml:space="preserve">ELENA: We won’t fight the FDA. We’ll work with them.</w:t>
       </w:r>
-      <w:r>
-        <w:t xml:space="preserve"> </w:t>
-      </w:r>
-      <w:r>
-        <w:t xml:space="preserve">엘레나: FDA랑 싸우진 않을 거예요. 함께 일할 거예요.</w:t>
-      </w:r>
-    </w:p>
-    <w:p>
-      <w:pPr>
-        <w:numPr>
-          <w:ilvl w:val="0"/>
-          <w:numId w:val="1004"/>
-        </w:numPr>
+    </w:p>
+    <w:p>
+      <w:pPr>
+        <w:pStyle w:val="BodyText"/>
       </w:pPr>
       <w:r>
         <w:t xml:space="preserve">STEIN: You’re new at this. You’ll see.</w:t>
       </w:r>
-      <w:r>
-        <w:t xml:space="preserve"> </w:t>
-      </w:r>
-      <w:r>
-        <w:t xml:space="preserve">스타인: 이 일이 처음이군요. 곧 알게 될 거예요.</w:t>
-      </w:r>
-    </w:p>
-    <w:p>
-      <w:pPr>
-        <w:numPr>
-          <w:ilvl w:val="0"/>
-          <w:numId w:val="1004"/>
-        </w:numPr>
+    </w:p>
+    <w:p>
+      <w:pPr>
+        <w:pStyle w:val="BodyText"/>
       </w:pPr>
       <w:r>
         <w:t xml:space="preserve">GRACE: I’ll send the agreement next week, with fair market value, the lips promise and the Halvern disclosure. Everything we agreed today will be in writing, so there are no surprises later.</w:t>
-      </w:r>
-      <w:r>
-        <w:t xml:space="preserve"> </w:t>
-      </w:r>
-      <w:r>
-        <w:t xml:space="preserve">그레이스: 다음 주에 계약서 보낼게요. 공정 시장 가치, 입술 제품 약속, 할번 관련 공개 내용까지 담아서요. 오늘 합의한 건 전부 서면으로 남길 테니, 나중에 놀랄 일은 없을 거예요.</w:t>
       </w:r>
     </w:p>
     <w:bookmarkEnd w:id="24"/>
@@ -1987,257 +1012,122 @@
     </w:p>
     <w:p>
       <w:pPr>
-        <w:numPr>
-          <w:ilvl w:val="0"/>
-          <w:numId w:val="1005"/>
-        </w:numPr>
+        <w:pStyle w:val="FirstParagraph"/>
       </w:pPr>
       <w:r>
         <w:t xml:space="preserve">MRS. KIM: Grace-ya! You brought friends! Sit, sit. Eat first.</w:t>
       </w:r>
-      <w:r>
-        <w:t xml:space="preserve"> </w:t>
-      </w:r>
-      <w:r>
-        <w:t xml:space="preserve">김 여사: 그레이스야! 친구들 데려왔구나! 앉아, 앉아. 먼저 먹어.</w:t>
-      </w:r>
-    </w:p>
-    <w:p>
-      <w:pPr>
-        <w:numPr>
-          <w:ilvl w:val="0"/>
-          <w:numId w:val="1005"/>
-        </w:numPr>
+    </w:p>
+    <w:p>
+      <w:pPr>
+        <w:pStyle w:val="BodyText"/>
       </w:pPr>
       <w:r>
         <w:t xml:space="preserve">GRACE: Mom, this is Noah and Dr. Ruiz. My new team.</w:t>
       </w:r>
-      <w:r>
-        <w:t xml:space="preserve"> </w:t>
-      </w:r>
-      <w:r>
-        <w:t xml:space="preserve">그레이스: 엄마, 이쪽은 노아랑 루이스 박사님이에요. 제 새 팀.</w:t>
-      </w:r>
-    </w:p>
-    <w:p>
-      <w:pPr>
-        <w:numPr>
-          <w:ilvl w:val="0"/>
-          <w:numId w:val="1005"/>
-        </w:numPr>
+    </w:p>
+    <w:p>
+      <w:pPr>
+        <w:pStyle w:val="BodyText"/>
       </w:pPr>
       <w:r>
         <w:t xml:space="preserve">MRS. KIM: Welcome! Try the red bean bread. And the sweet potato one.</w:t>
       </w:r>
-      <w:r>
-        <w:t xml:space="preserve"> </w:t>
-      </w:r>
-      <w:r>
-        <w:t xml:space="preserve">김 여사: 어서 와요! 단팥빵 먹어 봐요. 고구마빵도요.</w:t>
-      </w:r>
-    </w:p>
-    <w:p>
-      <w:pPr>
-        <w:numPr>
-          <w:ilvl w:val="0"/>
-          <w:numId w:val="1005"/>
-        </w:numPr>
+    </w:p>
+    <w:p>
+      <w:pPr>
+        <w:pStyle w:val="BodyText"/>
       </w:pPr>
       <w:r>
         <w:t xml:space="preserve">NOAH: Thank you, Mrs. Kim. This is amazing.</w:t>
       </w:r>
-      <w:r>
-        <w:t xml:space="preserve"> </w:t>
-      </w:r>
-      <w:r>
-        <w:t xml:space="preserve">노아: 감사합니다, 김 여사님. 정말 맛있어요.</w:t>
-      </w:r>
-    </w:p>
-    <w:p>
-      <w:pPr>
-        <w:numPr>
-          <w:ilvl w:val="0"/>
-          <w:numId w:val="1005"/>
-        </w:numPr>
+    </w:p>
+    <w:p>
+      <w:pPr>
+        <w:pStyle w:val="BodyText"/>
       </w:pPr>
       <w:r>
         <w:t xml:space="preserve">MRS. KIM: You’re too thin. Eat more. Grace, is he eating enough?</w:t>
       </w:r>
-      <w:r>
-        <w:t xml:space="preserve"> </w:t>
-      </w:r>
-      <w:r>
-        <w:t xml:space="preserve">김 여사: 너무 말랐어요. 더 먹어요. 그레이스, 이 사람 잘 먹고 다니니?</w:t>
-      </w:r>
-    </w:p>
-    <w:p>
-      <w:pPr>
-        <w:numPr>
-          <w:ilvl w:val="0"/>
-          <w:numId w:val="1005"/>
-        </w:numPr>
+    </w:p>
+    <w:p>
+      <w:pPr>
+        <w:pStyle w:val="BodyText"/>
       </w:pPr>
       <w:r>
         <w:t xml:space="preserve">GRACE: Mom, he’s the CEO.</w:t>
       </w:r>
-      <w:r>
-        <w:t xml:space="preserve"> </w:t>
-      </w:r>
-      <w:r>
-        <w:t xml:space="preserve">그레이스: 엄마, 이분 CEO예요.</w:t>
-      </w:r>
-    </w:p>
-    <w:p>
-      <w:pPr>
-        <w:numPr>
-          <w:ilvl w:val="0"/>
-          <w:numId w:val="1005"/>
-        </w:numPr>
+    </w:p>
+    <w:p>
+      <w:pPr>
+        <w:pStyle w:val="BodyText"/>
       </w:pPr>
       <w:r>
         <w:t xml:space="preserve">MRS. KIM: CEOs also need to eat. Take a box home.</w:t>
       </w:r>
-      <w:r>
-        <w:t xml:space="preserve"> </w:t>
-      </w:r>
-      <w:r>
-        <w:t xml:space="preserve">김 여사: CEO도 먹어야지. 한 상자 싸 가요.</w:t>
-      </w:r>
-    </w:p>
-    <w:p>
-      <w:pPr>
-        <w:numPr>
-          <w:ilvl w:val="0"/>
-          <w:numId w:val="1005"/>
-        </w:numPr>
+    </w:p>
+    <w:p>
+      <w:pPr>
+        <w:pStyle w:val="BodyText"/>
       </w:pPr>
       <w:r>
         <w:t xml:space="preserve">ELENA: Grace, your mom sounds exactly like Noah’s mom.</w:t>
       </w:r>
-      <w:r>
-        <w:t xml:space="preserve"> </w:t>
-      </w:r>
-      <w:r>
-        <w:t xml:space="preserve">엘레나: 그레이스, 어머니가 노아 어머니랑 똑같으시네요.</w:t>
-      </w:r>
-    </w:p>
-    <w:p>
-      <w:pPr>
-        <w:numPr>
-          <w:ilvl w:val="0"/>
-          <w:numId w:val="1005"/>
-        </w:numPr>
+    </w:p>
+    <w:p>
+      <w:pPr>
+        <w:pStyle w:val="BodyText"/>
       </w:pPr>
       <w:r>
         <w:t xml:space="preserve">MRS. KIM: Every mom in the world says it. Because it’s always true.</w:t>
       </w:r>
-      <w:r>
-        <w:t xml:space="preserve"> </w:t>
-      </w:r>
-      <w:r>
-        <w:t xml:space="preserve">김 여사: 세상 모든 엄마가 그렇게 말해요. 항상 맞는 말이니까.</w:t>
-      </w:r>
-    </w:p>
-    <w:p>
-      <w:pPr>
-        <w:numPr>
-          <w:ilvl w:val="0"/>
-          <w:numId w:val="1005"/>
-        </w:numPr>
+    </w:p>
+    <w:p>
+      <w:pPr>
+        <w:pStyle w:val="BodyText"/>
       </w:pPr>
       <w:r>
         <w:t xml:space="preserve">NOAH: Sorry, my phone. It’s Priya. Hey, Priya.</w:t>
       </w:r>
-      <w:r>
-        <w:t xml:space="preserve"> </w:t>
-      </w:r>
-      <w:r>
-        <w:t xml:space="preserve">노아: 미안해요, 전화요. 프리야예요. 응, 프리야.</w:t>
-      </w:r>
-    </w:p>
-    <w:p>
-      <w:pPr>
-        <w:numPr>
-          <w:ilvl w:val="0"/>
-          <w:numId w:val="1005"/>
-        </w:numPr>
+    </w:p>
+    <w:p>
+      <w:pPr>
+        <w:pStyle w:val="BodyText"/>
       </w:pPr>
       <w:r>
         <w:t xml:space="preserve">PRIYA: The final animal report came in this afternoon. Six months, and durability matched the comparator, which is exactly what we needed. So the durability question is answered, at least in animals.</w:t>
       </w:r>
-      <w:r>
-        <w:t xml:space="preserve"> </w:t>
-      </w:r>
-      <w:r>
-        <w:t xml:space="preserve">프리야: 동물 최종 보고서가 오늘 오후에 나왔어. 6개월, 지속력이 비교 제품과 같아. 딱 우리가 필요했던 결과야. 그러니까 지속력 문제는 해결된 거지, 적어도 동물에서는.</w:t>
-      </w:r>
-    </w:p>
-    <w:p>
-      <w:pPr>
-        <w:numPr>
-          <w:ilvl w:val="0"/>
-          <w:numId w:val="1005"/>
-        </w:numPr>
+    </w:p>
+    <w:p>
+      <w:pPr>
+        <w:pStyle w:val="BodyText"/>
       </w:pPr>
       <w:r>
         <w:t xml:space="preserve">NOAH: And the four biocompatibility tests?</w:t>
       </w:r>
-      <w:r>
-        <w:t xml:space="preserve"> </w:t>
-      </w:r>
-      <w:r>
-        <w:t xml:space="preserve">노아: 그리고 생체적합성 시험 네 가지는?</w:t>
-      </w:r>
-    </w:p>
-    <w:p>
-      <w:pPr>
-        <w:numPr>
-          <w:ilvl w:val="0"/>
-          <w:numId w:val="1005"/>
-        </w:numPr>
+    </w:p>
+    <w:p>
+      <w:pPr>
+        <w:pStyle w:val="BodyText"/>
       </w:pPr>
       <w:r>
         <w:t xml:space="preserve">PRIYA: All four passed. Leo checked every page. Twice. Between diapers.</w:t>
       </w:r>
-      <w:r>
-        <w:t xml:space="preserve"> </w:t>
-      </w:r>
-      <w:r>
-        <w:t xml:space="preserve">프리야: 네 개 다 통과. 레오가 페이지마다 확인했어. 두 번. 기저귀 가는 사이사이에.</w:t>
-      </w:r>
-    </w:p>
-    <w:p>
-      <w:pPr>
-        <w:numPr>
-          <w:ilvl w:val="0"/>
-          <w:numId w:val="1005"/>
-        </w:numPr>
+    </w:p>
+    <w:p>
+      <w:pPr>
+        <w:pStyle w:val="BodyText"/>
       </w:pPr>
       <w:r>
         <w:t xml:space="preserve">NOAH: Then we’re ready. Everything the FDA asked for.</w:t>
       </w:r>
-      <w:r>
-        <w:t xml:space="preserve"> </w:t>
-      </w:r>
-      <w:r>
-        <w:t xml:space="preserve">노아: 그럼 준비됐네. FDA가 요구한 거 전부.</w:t>
-      </w:r>
-    </w:p>
-    <w:p>
-      <w:pPr>
-        <w:numPr>
-          <w:ilvl w:val="0"/>
-          <w:numId w:val="1005"/>
-        </w:numPr>
+    </w:p>
+    <w:p>
+      <w:pPr>
+        <w:pStyle w:val="BodyText"/>
       </w:pPr>
       <w:r>
         <w:t xml:space="preserve">PRIYA: Elena’s IDE package is done. We submit on Monday.</w:t>
-      </w:r>
-      <w:r>
-        <w:t xml:space="preserve"> </w:t>
-      </w:r>
-      <w:r>
-        <w:t xml:space="preserve">프리야: 엘레나의 IDE 패키지도 끝났어. 월요일에 제출해.</w:t>
       </w:r>
     </w:p>
     <w:p>
@@ -2378,7 +1268,7 @@
               <w:jc w:val="left"/>
             </w:pPr>
             <w:r>
-              <w:t xml:space="preserve">13턴. VIP 고객·전문가를 대하는 원칙.</w:t>
+              <w:t xml:space="preserve">도입. VIP 고객·전문가를 대하는 원칙.</w:t>
             </w:r>
           </w:p>
         </w:tc>
@@ -2428,7 +1318,7 @@
               <w:jc w:val="left"/>
             </w:pPr>
             <w:r>
-              <w:t xml:space="preserve">18턴. 중요한 인물을 영입할 때의 정중한 표현.</w:t>
+              <w:t xml:space="preserve">장면1. 중요한 인물을 영입할 때의 정중한 표현.</w:t>
             </w:r>
           </w:p>
         </w:tc>
@@ -2478,7 +1368,7 @@
               <w:jc w:val="left"/>
             </w:pPr>
             <w:r>
-              <w:t xml:space="preserve">30턴. 과거 업무를 성찰하는 성숙한 대답.</w:t>
+              <w:t xml:space="preserve">장면1. 과거 업무를 성찰하는 성숙한 대답.</w:t>
             </w:r>
           </w:p>
         </w:tc>
@@ -2528,7 +1418,7 @@
               <w:jc w:val="left"/>
             </w:pPr>
             <w:r>
-              <w:t xml:space="preserve">42턴. 상대의 조건을 끌어내는 협상 질문.</w:t>
+              <w:t xml:space="preserve">장면1. 상대의 조건을 끌어내는 협상 질문.</w:t>
             </w:r>
           </w:p>
         </w:tc>
@@ -2578,7 +1468,7 @@
               <w:jc w:val="left"/>
             </w:pPr>
             <w:r>
-              <w:t xml:space="preserve">50턴. 정중하게 거절하는 표현.</w:t>
+              <w:t xml:space="preserve">장면1. 정중하게 거절하는 표현.</w:t>
             </w:r>
           </w:p>
         </w:tc>
@@ -2628,7 +1518,7 @@
               <w:jc w:val="left"/>
             </w:pPr>
             <w:r>
-              <w:t xml:space="preserve">57턴. 거절당한 뒤 대가를 요구하는 협상.</w:t>
+              <w:t xml:space="preserve">장면2. 거절당한 뒤 대가를 요구하는 협상.</w:t>
             </w:r>
           </w:p>
         </w:tc>
@@ -2678,7 +1568,7 @@
               <w:jc w:val="left"/>
             </w:pPr>
             <w:r>
-              <w:t xml:space="preserve">62턴. 의사·전문가 보상이 뇌물로 보이지 않게 하는 기준.</w:t>
+              <w:t xml:space="preserve">장면2. 의사·전문가 보상이 뇌물로 보이지 않게 하는 기준.</w:t>
             </w:r>
           </w:p>
         </w:tc>
@@ -2728,7 +1618,7 @@
               <w:jc w:val="left"/>
             </w:pPr>
             <w:r>
-              <w:t xml:space="preserve">73턴. 상대의 진정성을 시험하는 말.</w:t>
+              <w:t xml:space="preserve">장면2. 상대의 진정성을 시험하는 말.</w:t>
             </w:r>
           </w:p>
         </w:tc>
@@ -2778,7 +1668,7 @@
               <w:jc w:val="left"/>
             </w:pPr>
             <w:r>
-              <w:t xml:space="preserve">89턴. 강연 컨설팅과 연구의 차이.</w:t>
+              <w:t xml:space="preserve">절정·전환. 강연 컨설팅과 연구의 차이.</w:t>
             </w:r>
           </w:p>
         </w:tc>
@@ -2828,7 +1718,7 @@
               <w:jc w:val="left"/>
             </w:pPr>
             <w:r>
-              <w:t xml:space="preserve">81턴. 비공개 이야기를 시작할 때(= off the record).</w:t>
+              <w:t xml:space="preserve">절정·전환. 비공개 이야기를 시작할 때(= off the record).</w:t>
             </w:r>
           </w:p>
         </w:tc>
@@ -3212,7 +2102,7 @@
           <w:bCs/>
           <w:b/>
         </w:rPr>
-        <w:t xml:space="preserve">54턴 NOAH:</w:t>
+        <w:t xml:space="preserve">NOAH (장면2):</w:t>
       </w:r>
       <w:r>
         <w:t xml:space="preserve"> </w:t>
@@ -3483,9 +2373,1066 @@
         <w:t xml:space="preserve">고객이 계약 범위 밖의 기능을 요구할 때, 관계를 지키며 거절하는 말을 같은 구조로 30단어 안팎으로 해 보기.</w:t>
       </w:r>
     </w:p>
+    <w:p>
+      <w:r>
+        <w:pict>
+          <v:rect style="width:0;height:1.5pt" o:hralign="center" o:hrstd="t" o:hr="t"/>
+        </w:pict>
+      </w:r>
+    </w:p>
     <w:bookmarkEnd w:id="30"/>
     <w:bookmarkEnd w:id="31"/>
+    <w:bookmarkStart w:id="37" w:name="한국어-번역"/>
+    <w:p>
+      <w:pPr>
+        <w:pStyle w:val="Heading2"/>
+      </w:pPr>
+      <w:r>
+        <w:t xml:space="preserve">한국어 번역</w:t>
+      </w:r>
+    </w:p>
+    <w:bookmarkStart w:id="32" w:name="도입-stein-dermatology-대기실-오전-11시-1"/>
+    <w:p>
+      <w:pPr>
+        <w:pStyle w:val="Heading3"/>
+      </w:pPr>
+      <w:r>
+        <w:t xml:space="preserve">도입 — Stein Dermatology 대기실, 오전 11시</w:t>
+      </w:r>
+    </w:p>
+    <w:p>
+      <w:pPr>
+        <w:pStyle w:val="FirstParagraph"/>
+      </w:pPr>
+      <w:r>
+        <w:t xml:space="preserve">그레이스: 그분 들어오시기 전에요. 스타인 박사님에 대해 세 가지.</w:t>
+      </w:r>
+    </w:p>
+    <w:p>
+      <w:pPr>
+        <w:pStyle w:val="BodyText"/>
+      </w:pPr>
+      <w:r>
+        <w:t xml:space="preserve">노아: 말해 봐요.</w:t>
+      </w:r>
+    </w:p>
+    <w:p>
+      <w:pPr>
+        <w:pStyle w:val="BodyText"/>
+      </w:pPr>
+      <w:r>
+        <w:t xml:space="preserve">그레이스: 하나. 환자 등록을 국내 누구보다 빨리 해요.</w:t>
+      </w:r>
+    </w:p>
+    <w:p>
+      <w:pPr>
+        <w:pStyle w:val="BodyText"/>
+      </w:pPr>
+      <w:r>
+        <w:t xml:space="preserve">엘레나: 그래서 우리가 온 거죠.</w:t>
+      </w:r>
+    </w:p>
+    <w:p>
+      <w:pPr>
+        <w:pStyle w:val="BodyText"/>
+      </w:pPr>
+      <w:r>
+        <w:t xml:space="preserve">그레이스: 둘. 팔로워가 40만 명이에요. 환자들이 완전히 신뢰하죠.</w:t>
+      </w:r>
+    </w:p>
+    <w:p>
+      <w:pPr>
+        <w:pStyle w:val="BodyText"/>
+      </w:pPr>
+      <w:r>
+        <w:t xml:space="preserve">노아: 그리고 셋은요?</w:t>
+      </w:r>
+    </w:p>
+    <w:p>
+      <w:pPr>
+        <w:pStyle w:val="BodyText"/>
+      </w:pPr>
+      <w:r>
+        <w:t xml:space="preserve">그레이스: 셋. 모든 걸 요구할 거예요. 그리고 뭐라고 답하는지 볼 거예요.</w:t>
+      </w:r>
+    </w:p>
+    <w:p>
+      <w:pPr>
+        <w:pStyle w:val="BodyText"/>
+      </w:pPr>
+      <w:r>
+        <w:t xml:space="preserve">엘레나: 시험이네요.</w:t>
+      </w:r>
+    </w:p>
+    <w:p>
+      <w:pPr>
+        <w:pStyle w:val="BodyText"/>
+      </w:pPr>
+      <w:r>
+        <w:t xml:space="preserve">그레이스: 늘 시험이에요. 글로벌트라이얼 때 1년에 CRO 두 곳을 잘랐어요.</w:t>
+      </w:r>
+    </w:p>
+    <w:p>
+      <w:pPr>
+        <w:pStyle w:val="BodyText"/>
+      </w:pPr>
+      <w:r>
+        <w:t xml:space="preserve">노아: 잘랐다고요? 의사가 그럴 수 있어요?</w:t>
+      </w:r>
+    </w:p>
+    <w:p>
+      <w:pPr>
+        <w:pStyle w:val="BodyText"/>
+      </w:pPr>
+      <w:r>
+        <w:t xml:space="preserve">그레이스: 레이첼 스타인이라면, 스폰서는 그분이 아니라 CRO를 바꿔요.</w:t>
+      </w:r>
+    </w:p>
+    <w:p>
+      <w:pPr>
+        <w:pStyle w:val="BodyText"/>
+      </w:pPr>
+      <w:r>
+        <w:t xml:space="preserve">엘레나: 어떻게 대해야 할까요?</w:t>
+      </w:r>
+    </w:p>
+    <w:p>
+      <w:pPr>
+        <w:pStyle w:val="BodyText"/>
+      </w:pPr>
+      <w:r>
+        <w:t xml:space="preserve">그레이스: 존중하되 아부는 하지 마세요. 그분은 하루 종일 아부를 듣고, 그걸 싫어하거든요. 그리고 기분 맞춰 주려고 절대</w:t>
+      </w:r>
+      <w:r>
+        <w:t xml:space="preserve"> </w:t>
+      </w:r>
+      <w:r>
+        <w:t xml:space="preserve">“</w:t>
+      </w:r>
+      <w:r>
+        <w:t xml:space="preserve">예</w:t>
+      </w:r>
+      <w:r>
+        <w:t xml:space="preserve">”</w:t>
+      </w:r>
+      <w:r>
+        <w:t xml:space="preserve">라고 하지 마세요. 그분은 우리가 한 약속을 하나도 빠짐없이 기억해요.</w:t>
+      </w:r>
+    </w:p>
+    <w:p>
+      <w:pPr>
+        <w:pStyle w:val="BodyText"/>
+      </w:pPr>
+      <w:r>
+        <w:t xml:space="preserve">노아: 일레인 같네요.</w:t>
+      </w:r>
+    </w:p>
+    <w:p>
+      <w:pPr>
+        <w:pStyle w:val="BodyText"/>
+      </w:pPr>
+      <w:r>
+        <w:t xml:space="preserve">그레이스: 사실 친구 사이예요. 같은 독서 모임. 오신다.</w:t>
+      </w:r>
+    </w:p>
     <w:bookmarkEnd w:id="32"/>
+    <w:bookmarkStart w:id="33" w:name="장면1-첫-만남-시험-1"/>
+    <w:p>
+      <w:pPr>
+        <w:pStyle w:val="Heading3"/>
+      </w:pPr>
+      <w:r>
+        <w:t xml:space="preserve">장면1 — 첫 만남, 시험</w:t>
+      </w:r>
+    </w:p>
+    <w:p>
+      <w:pPr>
+        <w:pStyle w:val="FirstParagraph"/>
+      </w:pPr>
+      <w:r>
+        <w:t xml:space="preserve">스타인: 그레이스 김. 글로벌트라이얼 나왔구나. 잘했어. 너한텐 너무 느렸지.</w:t>
+      </w:r>
+    </w:p>
+    <w:p>
+      <w:pPr>
+        <w:pStyle w:val="BodyText"/>
+      </w:pPr>
+      <w:r>
+        <w:t xml:space="preserve">그레이스: 안녕하세요, 스타인 박사님. 이쪽은 CEO 노아 베넷. 그리고 CMO 엘레나 루이스 박사님이에요.</w:t>
+      </w:r>
+    </w:p>
+    <w:p>
+      <w:pPr>
+        <w:pStyle w:val="BodyText"/>
+      </w:pPr>
+      <w:r>
+        <w:t xml:space="preserve">노아: 만나 주셔서 감사합니다, 스타인 박사님. 저희 임상에 모실 수 있다면 영광이겠습니다.</w:t>
+      </w:r>
+    </w:p>
+    <w:p>
+      <w:pPr>
+        <w:pStyle w:val="BodyText"/>
+      </w:pPr>
+      <w:r>
+        <w:t xml:space="preserve">스타인: 아직 요청하지도 않았잖아요. 그리고 난 아직 승낙 안 했어요.</w:t>
+      </w:r>
+    </w:p>
+    <w:p>
+      <w:pPr>
+        <w:pStyle w:val="BodyText"/>
+      </w:pPr>
+      <w:r>
+        <w:t xml:space="preserve">노아: 맞습니다. 제대로 여쭤볼게요.</w:t>
+      </w:r>
+    </w:p>
+    <w:p>
+      <w:pPr>
+        <w:pStyle w:val="BodyText"/>
+      </w:pPr>
+      <w:r>
+        <w:t xml:space="preserve">스타인: 먼저 내가 물을게요. 루이스 박사님. 혈관 폐색을 몇 건이나 치료해 봤어요?</w:t>
+      </w:r>
+    </w:p>
+    <w:p>
+      <w:pPr>
+        <w:pStyle w:val="BodyText"/>
+      </w:pPr>
+      <w:r>
+        <w:t xml:space="preserve">엘레나: 제 경력 통틀어요? 60건쯤이요. 작년엔 11건.</w:t>
+      </w:r>
+    </w:p>
+    <w:p>
+      <w:pPr>
+        <w:pStyle w:val="BodyText"/>
+      </w:pPr>
+      <w:r>
+        <w:t xml:space="preserve">스타인: 60건. 그럼 효소가 너무 느리다는 걸 알겠네요.</w:t>
+      </w:r>
+    </w:p>
+    <w:p>
+      <w:pPr>
+        <w:pStyle w:val="BodyText"/>
+      </w:pPr>
+      <w:r>
+        <w:t xml:space="preserve">엘레나: 매번요.</w:t>
+      </w:r>
+    </w:p>
+    <w:p>
+      <w:pPr>
+        <w:pStyle w:val="BodyText"/>
+      </w:pPr>
+      <w:r>
+        <w:t xml:space="preserve">스타인: 좋아요. 통과. 자, 베넷 씨. 할번에서 일했었죠.</w:t>
+      </w:r>
+    </w:p>
+    <w:p>
+      <w:pPr>
+        <w:pStyle w:val="BodyText"/>
+      </w:pPr>
+      <w:r>
+        <w:t xml:space="preserve">노아: 4년이요. 루마덤 브랜드 매니저였어요.</w:t>
+      </w:r>
+    </w:p>
+    <w:p>
+      <w:pPr>
+        <w:pStyle w:val="BodyText"/>
+      </w:pPr>
+      <w:r>
+        <w:t xml:space="preserve">스타인: 그럼</w:t>
+      </w:r>
+      <w:r>
+        <w:t xml:space="preserve"> </w:t>
+      </w:r>
+      <w:r>
+        <w:t xml:space="preserve">“</w:t>
+      </w:r>
+      <w:r>
+        <w:t xml:space="preserve">머무는 결과</w:t>
+      </w:r>
+      <w:r>
+        <w:t xml:space="preserve">”</w:t>
+      </w:r>
+      <w:r>
+        <w:t xml:space="preserve">를 당신이 썼군요.</w:t>
+      </w:r>
+    </w:p>
+    <w:p>
+      <w:pPr>
+        <w:pStyle w:val="BodyText"/>
+      </w:pPr>
+      <w:r>
+        <w:t xml:space="preserve">노아: 제가 썼어요. 어떻게 아셨어요?</w:t>
+      </w:r>
+    </w:p>
+    <w:p>
+      <w:pPr>
+        <w:pStyle w:val="BodyText"/>
+      </w:pPr>
+      <w:r>
+        <w:t xml:space="preserve">스타인: 이 업계에선 누가 슬로건을 쓰는지 다 알아요. 후회해요?</w:t>
+      </w:r>
+    </w:p>
+    <w:p>
+      <w:pPr>
+        <w:pStyle w:val="BodyText"/>
+      </w:pPr>
+      <w:r>
+        <w:t xml:space="preserve">노아: 그 문장이 말하지 않은 걸 후회해요.</w:t>
+      </w:r>
+    </w:p>
+    <w:p>
+      <w:pPr>
+        <w:pStyle w:val="BodyText"/>
+      </w:pPr>
+      <w:r>
+        <w:t xml:space="preserve">스타인: 좋은 대답이에요. 짧고. 솔직하고. 좋아요. 데이터 보여 줘요.</w:t>
+      </w:r>
+    </w:p>
+    <w:p>
+      <w:pPr>
+        <w:pStyle w:val="BodyText"/>
+      </w:pPr>
+      <w:r>
+        <w:t xml:space="preserve">엘레나: 동물 시험은 응급 용량으로 했어요. 실제 혈관 폐색에서 쓰실 용량이죠. 2.7배 빨랐어요. 양쪽 군 모두 같은 용량을 받았으니 공정한 비교예요.</w:t>
+      </w:r>
+    </w:p>
+    <w:p>
+      <w:pPr>
+        <w:pStyle w:val="BodyText"/>
+      </w:pPr>
+      <w:r>
+        <w:t xml:space="preserve">스타인: 동물이네요. 그리고 첫 시험은요? 낮은 용량으로 한 거?</w:t>
+      </w:r>
+    </w:p>
+    <w:p>
+      <w:pPr>
+        <w:pStyle w:val="BodyText"/>
+      </w:pPr>
+      <w:r>
+        <w:t xml:space="preserve">노아: 1.8이요. 둘 다 보고했어요.</w:t>
+      </w:r>
+    </w:p>
+    <w:p>
+      <w:pPr>
+        <w:pStyle w:val="BodyText"/>
+      </w:pPr>
+      <w:r>
+        <w:t xml:space="preserve">스타인: 나쁜 것도 보고했어요? 대부분의 회사는 첫 시험을 숨기거나, 파일럿이라고 부르면서 부록 속에 묻어 버려요. 그런 발표 자료를 수백 개는 읽어 봤어요.</w:t>
+      </w:r>
+    </w:p>
+    <w:p>
+      <w:pPr>
+        <w:pStyle w:val="BodyText"/>
+      </w:pPr>
+      <w:r>
+        <w:t xml:space="preserve">그레이스: 이 회사는 안 그래요. 그래서 제가 합류했어요.</w:t>
+      </w:r>
+    </w:p>
+    <w:p>
+      <w:pPr>
+        <w:pStyle w:val="BodyText"/>
+      </w:pPr>
+      <w:r>
+        <w:t xml:space="preserve">스타인: 흠. 그리고 지속력은요?</w:t>
+      </w:r>
+    </w:p>
+    <w:p>
+      <w:pPr>
+        <w:pStyle w:val="BodyText"/>
+      </w:pPr>
+      <w:r>
+        <w:t xml:space="preserve">엘레나: 동물에서 6개월. 비교 제품과 동일. 최종 보고서는 다음 주에 나와요.</w:t>
+      </w:r>
+    </w:p>
+    <w:p>
+      <w:pPr>
+        <w:pStyle w:val="BodyText"/>
+      </w:pPr>
+      <w:r>
+        <w:t xml:space="preserve">스타인: 좋아요. 이제 내 질문은 끝났어요. 물어봐요.</w:t>
+      </w:r>
+    </w:p>
+    <w:p>
+      <w:pPr>
+        <w:pStyle w:val="BodyText"/>
+      </w:pPr>
+      <w:r>
+        <w:t xml:space="preserve">노아: 스타인 박사님, 저희 핵심 임상의 책임연구자가 되어 주시겠습니까?</w:t>
+      </w:r>
+    </w:p>
+    <w:p>
+      <w:pPr>
+        <w:pStyle w:val="BodyText"/>
+      </w:pPr>
+      <w:r>
+        <w:t xml:space="preserve">스타인: 어쩌면요. 조건이 있어요.</w:t>
+      </w:r>
+    </w:p>
+    <w:p>
+      <w:pPr>
+        <w:pStyle w:val="BodyText"/>
+      </w:pPr>
+      <w:r>
+        <w:t xml:space="preserve">노아: 물론이죠. 어떻게 하면 함께하실 수 있을까요?</w:t>
+      </w:r>
+    </w:p>
+    <w:p>
+      <w:pPr>
+        <w:pStyle w:val="BodyText"/>
+      </w:pPr>
+      <w:r>
+        <w:t xml:space="preserve">스타인: 하나. 내가 전국 책임연구자예요. 연구자 회의 뒤쪽에 조용히 앉아 있는 열다섯 명 중 한 명이 아니라. 대표로요. 이 임상에 내 이름이 걸린다면, 제대로 이끌 거예요.</w:t>
+      </w:r>
+    </w:p>
+    <w:p>
+      <w:pPr>
+        <w:pStyle w:val="BodyText"/>
+      </w:pPr>
+      <w:r>
+        <w:t xml:space="preserve">엘레나: 합리적이에요. 연구자 회의 의장을 맡으시는 거죠.</w:t>
+      </w:r>
+    </w:p>
+    <w:p>
+      <w:pPr>
+        <w:pStyle w:val="BodyText"/>
+      </w:pPr>
+      <w:r>
+        <w:t xml:space="preserve">스타인: 둘. 주요 논문의 제1저자.</w:t>
+      </w:r>
+    </w:p>
+    <w:p>
+      <w:pPr>
+        <w:pStyle w:val="BodyText"/>
+      </w:pPr>
+      <w:r>
+        <w:t xml:space="preserve">그레이스: 저자 순서는 국제 기준을 따라요. 기여도에 근거해서요.</w:t>
+      </w:r>
+    </w:p>
+    <w:p>
+      <w:pPr>
+        <w:pStyle w:val="BodyText"/>
+      </w:pPr>
+      <w:r>
+        <w:t xml:space="preserve">스타인: 그럼 내가 제일 많이 기여하죠. 해결.</w:t>
+      </w:r>
+    </w:p>
+    <w:p>
+      <w:pPr>
+        <w:pStyle w:val="BodyText"/>
+      </w:pPr>
+      <w:r>
+        <w:t xml:space="preserve">엘레나: 그러실 거라고 믿어요.</w:t>
+      </w:r>
+    </w:p>
+    <w:p>
+      <w:pPr>
+        <w:pStyle w:val="BodyText"/>
+      </w:pPr>
+      <w:r>
+        <w:t xml:space="preserve">스타인: 셋. 임상에 입술 군을 넣어 주세요. 환자들은 입술에 있어요.</w:t>
+      </w:r>
+    </w:p>
+    <w:p>
+      <w:pPr>
+        <w:pStyle w:val="BodyText"/>
+      </w:pPr>
+      <w:r>
+        <w:t xml:space="preserve">노아: 죄송하지만 그건 저희 프로토콜 범위 밖이에요.</w:t>
+      </w:r>
+    </w:p>
+    <w:bookmarkEnd w:id="33"/>
+    <w:bookmarkStart w:id="34" w:name="장면2-요구-조율-1"/>
+    <w:p>
+      <w:pPr>
+        <w:pStyle w:val="Heading3"/>
+      </w:pPr>
+      <w:r>
+        <w:t xml:space="preserve">장면2 — 요구 조율</w:t>
+      </w:r>
+    </w:p>
+    <w:p>
+      <w:pPr>
+        <w:pStyle w:val="FirstParagraph"/>
+      </w:pPr>
+      <w:r>
+        <w:t xml:space="preserve">스타인: 프로토콜 범위 밖이라고요? 아직 프로토콜도 다 안 썼잖아요.</w:t>
+      </w:r>
+    </w:p>
+    <w:p>
+      <w:pPr>
+        <w:pStyle w:val="BodyText"/>
+      </w:pPr>
+      <w:r>
+        <w:t xml:space="preserve">엘레나: 범위는 정했어요. 팔자주름 먼저. FDA도 그 경로에 동의했고요.</w:t>
+      </w:r>
+    </w:p>
+    <w:p>
+      <w:pPr>
+        <w:pStyle w:val="BodyText"/>
+      </w:pPr>
+      <w:r>
+        <w:t xml:space="preserve">스타인: 입술을 넣으면 임상이 더 흥미로워질 거예요. 내 환자들도 좋아할 거고요.</w:t>
+      </w:r>
+    </w:p>
+    <w:p>
+      <w:pPr>
+        <w:pStyle w:val="BodyText"/>
+      </w:pPr>
+      <w:r>
+        <w:t xml:space="preserve">노아: 그러려면 더 부드러운 젤도 필요한데, 그건 안전성 특성이 다른 별개의 제품이라는 뜻이에요. 리스크도, 시간도, 돈도 더 들고, 저희는 첫 임상을 망칠 수 없어요.</w:t>
+      </w:r>
+    </w:p>
+    <w:p>
+      <w:pPr>
+        <w:pStyle w:val="BodyText"/>
+      </w:pPr>
+      <w:r>
+        <w:t xml:space="preserve">스타인: 생각해 봤군요.</w:t>
+      </w:r>
+    </w:p>
+    <w:p>
+      <w:pPr>
+        <w:pStyle w:val="BodyText"/>
+      </w:pPr>
+      <w:r>
+        <w:t xml:space="preserve">노아: 엄마가 생각하게 만들었어요. 추수감사절에요.</w:t>
+      </w:r>
+    </w:p>
+    <w:p>
+      <w:pPr>
+        <w:pStyle w:val="BodyText"/>
+      </w:pPr>
+      <w:r>
+        <w:t xml:space="preserve">스타인: 어머니가 현명하시네요. 그래서, 입술은 안 된다. 대신 난 뭘 받죠?</w:t>
+      </w:r>
+    </w:p>
+    <w:p>
+      <w:pPr>
+        <w:pStyle w:val="BodyText"/>
+      </w:pPr>
+      <w:r>
+        <w:t xml:space="preserve">엘레나: 입술 제품을 개발할 때, 가장 먼저 전화드리는 PI가 박사님이에요.</w:t>
+      </w:r>
+    </w:p>
+    <w:p>
+      <w:pPr>
+        <w:pStyle w:val="BodyText"/>
+      </w:pPr>
+      <w:r>
+        <w:t xml:space="preserve">스타인: 서면으로요?</w:t>
+      </w:r>
+    </w:p>
+    <w:p>
+      <w:pPr>
+        <w:pStyle w:val="BodyText"/>
+      </w:pPr>
+      <w:r>
+        <w:t xml:space="preserve">노아: 서면으로요. 저희 변호사는 뭐든 서면을 고집해요.</w:t>
+      </w:r>
+    </w:p>
+    <w:p>
+      <w:pPr>
+        <w:pStyle w:val="BodyText"/>
+      </w:pPr>
+      <w:r>
+        <w:t xml:space="preserve">스타인: 좋은 변호사네요. 넷. 피험자당 비용. 우리 병원 시간은 비싸요.</w:t>
+      </w:r>
+    </w:p>
+    <w:p>
+      <w:pPr>
+        <w:pStyle w:val="BodyText"/>
+      </w:pPr>
+      <w:r>
+        <w:t xml:space="preserve">그레이스: 저희는 공정 시장 가치로 지급해요. 모든 사이트에 같은 기준으로요.</w:t>
+      </w:r>
+    </w:p>
+    <w:p>
+      <w:pPr>
+        <w:pStyle w:val="BodyText"/>
+      </w:pPr>
+      <w:r>
+        <w:t xml:space="preserve">스타인: 베벌리힐스의 공정 시장 가치는 텍사스의 공정 시장 가치가 아니에요.</w:t>
+      </w:r>
+    </w:p>
+    <w:p>
+      <w:pPr>
+        <w:pStyle w:val="BodyText"/>
+      </w:pPr>
+      <w:r>
+        <w:t xml:space="preserve">그레이스: 맞아요. 지역 비용을 기준으로 하니까, 베벌리힐스 병원은 텍사스 병원보다 더 받을 수 있어요. 하지만 독립적인 기준 자료를 쓸 거라서, 우리가 숫자를 임의로 골랐다고 아무도 말 못 해요.</w:t>
+      </w:r>
+    </w:p>
+    <w:p>
+      <w:pPr>
+        <w:pStyle w:val="BodyText"/>
+      </w:pPr>
+      <w:r>
+        <w:t xml:space="preserve">노아: 그게 왜 그렇게 중요해요, 그레이스?</w:t>
+      </w:r>
+    </w:p>
+    <w:p>
+      <w:pPr>
+        <w:pStyle w:val="BodyText"/>
+      </w:pPr>
+      <w:r>
+        <w:t xml:space="preserve">그레이스: 의사에게 과하게 지급하면, 환자를 등록해 준 대가나 제품을 좋게 말해 준 대가로 주는 뇌물처럼 보일 수 있거든요. 그건 불법이고, 임상 전체를 위험에 빠뜨릴 수 있어요.</w:t>
+      </w:r>
+    </w:p>
+    <w:p>
+      <w:pPr>
+        <w:pStyle w:val="BodyText"/>
+      </w:pPr>
+      <w:r>
+        <w:t xml:space="preserve">스타인: 그 말이 맞아요. 그것 때문에 곤란해진 회사들을 봤어요. 나도 원치 않아요.</w:t>
+      </w:r>
+    </w:p>
+    <w:p>
+      <w:pPr>
+        <w:pStyle w:val="BodyText"/>
+      </w:pPr>
+      <w:r>
+        <w:t xml:space="preserve">엘레나: 그러니까 공정하게, 지역 기준으로, 문서화해서.</w:t>
+      </w:r>
+    </w:p>
+    <w:p>
+      <w:pPr>
+        <w:pStyle w:val="BodyText"/>
+      </w:pPr>
+      <w:r>
+        <w:t xml:space="preserve">스타인: 좋아요. 다섯. 출시 행사에서 내가 발표해요. 데이터가 좋으면.</w:t>
+      </w:r>
+    </w:p>
+    <w:p>
+      <w:pPr>
+        <w:pStyle w:val="BodyText"/>
+      </w:pPr>
+      <w:r>
+        <w:t xml:space="preserve">노아: 데이터가 좋다면 저희는 정말 기쁠 거예요.</w:t>
+      </w:r>
+    </w:p>
+    <w:p>
+      <w:pPr>
+        <w:pStyle w:val="BodyText"/>
+      </w:pPr>
+      <w:r>
+        <w:t xml:space="preserve">스타인: 그리고 나쁘면 그것도 말할 거예요. 공개적으로.</w:t>
+      </w:r>
+    </w:p>
+    <w:p>
+      <w:pPr>
+        <w:pStyle w:val="BodyText"/>
+      </w:pPr>
+      <w:r>
+        <w:t xml:space="preserve">엘레나: 그게 바로 저희가 원하는 거예요.</w:t>
+      </w:r>
+    </w:p>
+    <w:p>
+      <w:pPr>
+        <w:pStyle w:val="BodyText"/>
+      </w:pPr>
+      <w:r>
+        <w:t xml:space="preserve">스타인: 계속 그렇게 말하네요. 진짜든지, 아니면 이런 걸 아주 잘하든지.</w:t>
+      </w:r>
+    </w:p>
+    <w:p>
+      <w:pPr>
+        <w:pStyle w:val="BodyText"/>
+      </w:pPr>
+      <w:r>
+        <w:t xml:space="preserve">그레이스: 진짜예요. 이 회사 안전 책임자는 출시를 막을 수 있어요.</w:t>
+      </w:r>
+    </w:p>
+    <w:p>
+      <w:pPr>
+        <w:pStyle w:val="BodyText"/>
+      </w:pPr>
+      <w:r>
+        <w:t xml:space="preserve">스타인: 출시를 막는다고요? 누가요?</w:t>
+      </w:r>
+    </w:p>
+    <w:p>
+      <w:pPr>
+        <w:pStyle w:val="BodyText"/>
+      </w:pPr>
+      <w:r>
+        <w:t xml:space="preserve">엘레나: 저요. 창업자 계약서에 있어요. 제품이 안전하지 않다고 판단하면 출시를 막을 수 있어요. 독립 전문가가 옆에 있는 조건이라, 절대 제 의견 하나와 회사 사업이 맞서는 구도가 되지 않아요.</w:t>
+      </w:r>
+    </w:p>
+    <w:p>
+      <w:pPr>
+        <w:pStyle w:val="BodyText"/>
+      </w:pPr>
+      <w:r>
+        <w:t xml:space="preserve">스타인: 그런 건 처음 들어요. 20년 동안.</w:t>
+      </w:r>
+    </w:p>
+    <w:p>
+      <w:pPr>
+        <w:pStyle w:val="BodyText"/>
+      </w:pPr>
+      <w:r>
+        <w:t xml:space="preserve">노아: 저희 투자자들도 처음 들었대요. 한 분은 없애려고 했어요.</w:t>
+      </w:r>
+    </w:p>
+    <w:p>
+      <w:pPr>
+        <w:pStyle w:val="BodyText"/>
+      </w:pPr>
+      <w:r>
+        <w:t xml:space="preserve">스타인: 그래서요?</w:t>
+      </w:r>
+    </w:p>
+    <w:p>
+      <w:pPr>
+        <w:pStyle w:val="BodyText"/>
+      </w:pPr>
+      <w:r>
+        <w:t xml:space="preserve">엘레나: 대신 더 강하게 만들었어요. 절차로요.</w:t>
+      </w:r>
+    </w:p>
+    <w:bookmarkEnd w:id="34"/>
+    <w:bookmarkStart w:id="35" w:name="절정전환-스타인의-고백-1"/>
+    <w:p>
+      <w:pPr>
+        <w:pStyle w:val="Heading3"/>
+      </w:pPr>
+      <w:r>
+        <w:t xml:space="preserve">절정·전환 — 스타인의 고백</w:t>
+      </w:r>
+    </w:p>
+    <w:p>
+      <w:pPr>
+        <w:pStyle w:val="FirstParagraph"/>
+      </w:pPr>
+      <w:r>
+        <w:t xml:space="preserve">스타인: 하나 말해도 될까요? 팔로워들한테는 말 안 하는 거예요.</w:t>
+      </w:r>
+    </w:p>
+    <w:p>
+      <w:pPr>
+        <w:pStyle w:val="BodyText"/>
+      </w:pPr>
+      <w:r>
+        <w:t xml:space="preserve">엘레나: 물론이죠.</w:t>
+      </w:r>
+    </w:p>
+    <w:p>
+      <w:pPr>
+        <w:pStyle w:val="BodyText"/>
+      </w:pPr>
+      <w:r>
+        <w:t xml:space="preserve">스타인: 난 할번 자문을 해요. 유료 자문위원회. 1년에 두 번.</w:t>
+      </w:r>
+    </w:p>
+    <w:p>
+      <w:pPr>
+        <w:pStyle w:val="BodyText"/>
+      </w:pPr>
+      <w:r>
+        <w:t xml:space="preserve">노아: 몰랐어요.</w:t>
+      </w:r>
+    </w:p>
+    <w:p>
+      <w:pPr>
+        <w:pStyle w:val="BodyText"/>
+      </w:pPr>
+      <w:r>
+        <w:t xml:space="preserve">스타인: 공개된 정보예요. 정부 데이터베이스에 있어요. 하지만 대부분 안 찾아보죠.</w:t>
+      </w:r>
+    </w:p>
+    <w:p>
+      <w:pPr>
+        <w:pStyle w:val="BodyText"/>
+      </w:pPr>
+      <w:r>
+        <w:t xml:space="preserve">그레이스: 말씀해 주셔서 감사해요. 임상에서 반드시 공개해야 해요.</w:t>
+      </w:r>
+    </w:p>
+    <w:p>
+      <w:pPr>
+        <w:pStyle w:val="BodyText"/>
+      </w:pPr>
+      <w:r>
+        <w:t xml:space="preserve">스타인: 알아요. 그리고 그만둘 거예요. 당신들 임상을 이끈다면.</w:t>
+      </w:r>
+    </w:p>
+    <w:p>
+      <w:pPr>
+        <w:pStyle w:val="BodyText"/>
+      </w:pPr>
+      <w:r>
+        <w:t xml:space="preserve">노아: 할번을 포기하시겠다고요? 왜요?</w:t>
+      </w:r>
+    </w:p>
+    <w:p>
+      <w:pPr>
+        <w:pStyle w:val="BodyText"/>
+      </w:pPr>
+      <w:r>
+        <w:t xml:space="preserve">스타인: 할번은 내게 말하라고 돈을 줘요. 당신들은 진실을 알아내라고 돈을 주는 거고요.</w:t>
+      </w:r>
+    </w:p>
+    <w:p>
+      <w:pPr>
+        <w:pStyle w:val="BodyText"/>
+      </w:pPr>
+      <w:r>
+        <w:t xml:space="preserve">엘레나: 큰 결정이네요. 지금 같은 경력 단계에서요.</w:t>
+      </w:r>
+    </w:p>
+    <w:p>
+      <w:pPr>
+        <w:pStyle w:val="BodyText"/>
+      </w:pPr>
+      <w:r>
+        <w:t xml:space="preserve">그레이스: 이유를 여쭤봐도 될까요? 개인적으로요?</w:t>
+      </w:r>
+    </w:p>
+    <w:p>
+      <w:pPr>
+        <w:pStyle w:val="BodyText"/>
+      </w:pPr>
+      <w:r>
+        <w:t xml:space="preserve">스타인: 8년 전에 동료의 환자가 필러 때문에 한쪽 눈 시력을 잃었어요. 우리 모두가 매일 하는 평범한 시술이었어요. 그런 일이 생기면 주어진 건 몇 시간이 아니라 몇 분이에요.</w:t>
+      </w:r>
+    </w:p>
+    <w:p>
+      <w:pPr>
+        <w:pStyle w:val="BodyText"/>
+      </w:pPr>
+      <w:r>
+        <w:t xml:space="preserve">그레이스: 정말 안타까워요.</w:t>
+      </w:r>
+    </w:p>
+    <w:p>
+      <w:pPr>
+        <w:pStyle w:val="BodyText"/>
+      </w:pPr>
+      <w:r>
+        <w:t xml:space="preserve">스타인: 내가 그 방에 있었어요. 효소도 있었고요. 충분히 빠르지 않았어요.</w:t>
+      </w:r>
+    </w:p>
+    <w:p>
+      <w:pPr>
+        <w:pStyle w:val="BodyText"/>
+      </w:pPr>
+      <w:r>
+        <w:t xml:space="preserve">엘레나: 1분 1분이 중요하죠.</w:t>
+      </w:r>
+    </w:p>
+    <w:p>
+      <w:pPr>
+        <w:pStyle w:val="BodyText"/>
+      </w:pPr>
+      <w:r>
+        <w:t xml:space="preserve">스타인: 당신도 그 말을 하네요. 그 자리에 있어 본 시술자는 다 그 말을 해요.</w:t>
+      </w:r>
+    </w:p>
+    <w:p>
+      <w:pPr>
+        <w:pStyle w:val="BodyText"/>
+      </w:pPr>
+      <w:r>
+        <w:t xml:space="preserve">노아: 제 동생도 그 자리에 있었어요. 응급실에. 작년 가을에.</w:t>
+      </w:r>
+    </w:p>
+    <w:p>
+      <w:pPr>
+        <w:pStyle w:val="BodyText"/>
+      </w:pPr>
+      <w:r>
+        <w:t xml:space="preserve">스타인: 그래서요?</w:t>
+      </w:r>
+    </w:p>
+    <w:p>
+      <w:pPr>
+        <w:pStyle w:val="BodyText"/>
+      </w:pPr>
+      <w:r>
+        <w:t xml:space="preserve">노아: 코는 지켰고, 지금은 작은 흉터만 남았어요. 그날 밤 응급실에서 엘레나가 치료했어요. 그렇게 우리가 만났고, 솔직히 그게 이 회사가 존재하는 이유예요.</w:t>
+      </w:r>
+    </w:p>
+    <w:p>
+      <w:pPr>
+        <w:pStyle w:val="BodyText"/>
+      </w:pPr>
+      <w:r>
+        <w:t xml:space="preserve">스타인: 그럼 다들 이게 왜 중요한지 아는군요. 좋아요. 할게요.</w:t>
+      </w:r>
+    </w:p>
+    <w:p>
+      <w:pPr>
+        <w:pStyle w:val="BodyText"/>
+      </w:pPr>
+      <w:r>
+        <w:t xml:space="preserve">노아: 감사합니다, 스타인 박사님.</w:t>
+      </w:r>
+    </w:p>
+    <w:p>
+      <w:pPr>
+        <w:pStyle w:val="BodyText"/>
+      </w:pPr>
+      <w:r>
+        <w:t xml:space="preserve">스타인: 레이첼이라고 해요. FDA랑 같이 싸울 거면 레이첼이라고 불러요.</w:t>
+      </w:r>
+    </w:p>
+    <w:p>
+      <w:pPr>
+        <w:pStyle w:val="BodyText"/>
+      </w:pPr>
+      <w:r>
+        <w:t xml:space="preserve">엘레나: FDA랑 싸우진 않을 거예요. 함께 일할 거예요.</w:t>
+      </w:r>
+    </w:p>
+    <w:p>
+      <w:pPr>
+        <w:pStyle w:val="BodyText"/>
+      </w:pPr>
+      <w:r>
+        <w:t xml:space="preserve">스타인: 이 일이 처음이군요. 곧 알게 될 거예요.</w:t>
+      </w:r>
+    </w:p>
+    <w:p>
+      <w:pPr>
+        <w:pStyle w:val="BodyText"/>
+      </w:pPr>
+      <w:r>
+        <w:t xml:space="preserve">그레이스: 다음 주에 계약서 보낼게요. 공정 시장 가치, 입술 제품 약속, 할번 관련 공개 내용까지 담아서요. 오늘 합의한 건 전부 서면으로 남길 테니, 나중에 놀랄 일은 없을 거예요.</w:t>
+      </w:r>
+    </w:p>
+    <w:bookmarkEnd w:id="35"/>
+    <w:bookmarkStart w:id="36" w:name="마무리-코리아타운-오후-6시-1"/>
+    <w:p>
+      <w:pPr>
+        <w:pStyle w:val="Heading3"/>
+      </w:pPr>
+      <w:r>
+        <w:t xml:space="preserve">마무리 — 코리아타운, 오후 6시</w:t>
+      </w:r>
+    </w:p>
+    <w:p>
+      <w:pPr>
+        <w:pStyle w:val="FirstParagraph"/>
+      </w:pPr>
+      <w:r>
+        <w:t xml:space="preserve">김 여사: 그레이스야! 친구들 데려왔구나! 앉아, 앉아. 먼저 먹어.</w:t>
+      </w:r>
+    </w:p>
+    <w:p>
+      <w:pPr>
+        <w:pStyle w:val="BodyText"/>
+      </w:pPr>
+      <w:r>
+        <w:t xml:space="preserve">그레이스: 엄마, 이쪽은 노아랑 루이스 박사님이에요. 제 새 팀.</w:t>
+      </w:r>
+    </w:p>
+    <w:p>
+      <w:pPr>
+        <w:pStyle w:val="BodyText"/>
+      </w:pPr>
+      <w:r>
+        <w:t xml:space="preserve">김 여사: 어서 와요! 단팥빵 먹어 봐요. 고구마빵도요.</w:t>
+      </w:r>
+    </w:p>
+    <w:p>
+      <w:pPr>
+        <w:pStyle w:val="BodyText"/>
+      </w:pPr>
+      <w:r>
+        <w:t xml:space="preserve">노아: 감사합니다, 김 여사님. 정말 맛있어요.</w:t>
+      </w:r>
+    </w:p>
+    <w:p>
+      <w:pPr>
+        <w:pStyle w:val="BodyText"/>
+      </w:pPr>
+      <w:r>
+        <w:t xml:space="preserve">김 여사: 너무 말랐어요. 더 먹어요. 그레이스, 이 사람 잘 먹고 다니니?</w:t>
+      </w:r>
+    </w:p>
+    <w:p>
+      <w:pPr>
+        <w:pStyle w:val="BodyText"/>
+      </w:pPr>
+      <w:r>
+        <w:t xml:space="preserve">그레이스: 엄마, 이분 CEO예요.</w:t>
+      </w:r>
+    </w:p>
+    <w:p>
+      <w:pPr>
+        <w:pStyle w:val="BodyText"/>
+      </w:pPr>
+      <w:r>
+        <w:t xml:space="preserve">김 여사: CEO도 먹어야지. 한 상자 싸 가요.</w:t>
+      </w:r>
+    </w:p>
+    <w:p>
+      <w:pPr>
+        <w:pStyle w:val="BodyText"/>
+      </w:pPr>
+      <w:r>
+        <w:t xml:space="preserve">엘레나: 그레이스, 어머니가 노아 어머니랑 똑같으시네요.</w:t>
+      </w:r>
+    </w:p>
+    <w:p>
+      <w:pPr>
+        <w:pStyle w:val="BodyText"/>
+      </w:pPr>
+      <w:r>
+        <w:t xml:space="preserve">김 여사: 세상 모든 엄마가 그렇게 말해요. 항상 맞는 말이니까.</w:t>
+      </w:r>
+    </w:p>
+    <w:p>
+      <w:pPr>
+        <w:pStyle w:val="BodyText"/>
+      </w:pPr>
+      <w:r>
+        <w:t xml:space="preserve">노아: 미안해요, 전화요. 프리야예요. 응, 프리야.</w:t>
+      </w:r>
+    </w:p>
+    <w:p>
+      <w:pPr>
+        <w:pStyle w:val="BodyText"/>
+      </w:pPr>
+      <w:r>
+        <w:t xml:space="preserve">프리야: 동물 최종 보고서가 오늘 오후에 나왔어. 6개월, 지속력이 비교 제품과 같아. 딱 우리가 필요했던 결과야. 그러니까 지속력 문제는 해결된 거지, 적어도 동물에서는.</w:t>
+      </w:r>
+    </w:p>
+    <w:p>
+      <w:pPr>
+        <w:pStyle w:val="BodyText"/>
+      </w:pPr>
+      <w:r>
+        <w:t xml:space="preserve">노아: 그리고 생체적합성 시험 네 가지는?</w:t>
+      </w:r>
+    </w:p>
+    <w:p>
+      <w:pPr>
+        <w:pStyle w:val="BodyText"/>
+      </w:pPr>
+      <w:r>
+        <w:t xml:space="preserve">프리야: 네 개 다 통과. 레오가 페이지마다 확인했어. 두 번. 기저귀 가는 사이사이에.</w:t>
+      </w:r>
+    </w:p>
+    <w:p>
+      <w:pPr>
+        <w:pStyle w:val="BodyText"/>
+      </w:pPr>
+      <w:r>
+        <w:t xml:space="preserve">노아: 그럼 준비됐네. FDA가 요구한 거 전부.</w:t>
+      </w:r>
+    </w:p>
+    <w:p>
+      <w:pPr>
+        <w:pStyle w:val="BodyText"/>
+      </w:pPr>
+      <w:r>
+        <w:t xml:space="preserve">프리야: 엘레나의 IDE 패키지도 끝났어. 월요일에 제출해.</w:t>
+      </w:r>
+    </w:p>
+    <w:bookmarkEnd w:id="36"/>
+    <w:bookmarkEnd w:id="37"/>
+    <w:bookmarkEnd w:id="38"/>
     <w:sectPr/>
   </w:body>
 </w:document>
@@ -3592,583 +3539,8 @@
       </w:pPr>
     </w:lvl>
   </w:abstractNum>
-  <w:abstractNum w:abstractNumId="99411">
-    <w:nsid w:val="A99411"/>
-    <w:multiLevelType w:val="multilevel"/>
-    <w:lvl w:ilvl="0">
-      <w:start w:val="1"/>
-      <w:numFmt w:val="decimal"/>
-      <w:lvlText w:val="%1."/>
-      <w:lvlJc w:val="left"/>
-      <w:pPr>
-        <w:ind w:left="720" w:hanging="480"/>
-      </w:pPr>
-    </w:lvl>
-    <w:lvl w:ilvl="1">
-      <w:start w:val="1"/>
-      <w:numFmt w:val="decimal"/>
-      <w:lvlText w:val="%2."/>
-      <w:lvlJc w:val="left"/>
-      <w:pPr>
-        <w:ind w:left="1440" w:hanging="480"/>
-      </w:pPr>
-    </w:lvl>
-    <w:lvl w:ilvl="2">
-      <w:start w:val="1"/>
-      <w:numFmt w:val="decimal"/>
-      <w:lvlText w:val="%3."/>
-      <w:lvlJc w:val="left"/>
-      <w:pPr>
-        <w:ind w:left="2160" w:hanging="480"/>
-      </w:pPr>
-    </w:lvl>
-    <w:lvl w:ilvl="3">
-      <w:start w:val="1"/>
-      <w:numFmt w:val="decimal"/>
-      <w:lvlText w:val="%4."/>
-      <w:lvlJc w:val="left"/>
-      <w:pPr>
-        <w:ind w:left="2880" w:hanging="480"/>
-      </w:pPr>
-    </w:lvl>
-    <w:lvl w:ilvl="4">
-      <w:start w:val="1"/>
-      <w:numFmt w:val="decimal"/>
-      <w:lvlText w:val="%5."/>
-      <w:lvlJc w:val="left"/>
-      <w:pPr>
-        <w:ind w:left="3600" w:hanging="480"/>
-      </w:pPr>
-    </w:lvl>
-    <w:lvl w:ilvl="5">
-      <w:start w:val="1"/>
-      <w:numFmt w:val="decimal"/>
-      <w:lvlText w:val="%6."/>
-      <w:lvlJc w:val="left"/>
-      <w:pPr>
-        <w:ind w:left="4320" w:hanging="480"/>
-      </w:pPr>
-    </w:lvl>
-    <w:lvl w:ilvl="6">
-      <w:start w:val="1"/>
-      <w:numFmt w:val="decimal"/>
-      <w:lvlText w:val="%7."/>
-      <w:lvlJc w:val="left"/>
-      <w:pPr>
-        <w:ind w:left="5040" w:hanging="480"/>
-      </w:pPr>
-    </w:lvl>
-    <w:lvl w:ilvl="7">
-      <w:start w:val="1"/>
-      <w:numFmt w:val="decimal"/>
-      <w:lvlText w:val="%8."/>
-      <w:lvlJc w:val="left"/>
-      <w:pPr>
-        <w:ind w:left="5760" w:hanging="480"/>
-      </w:pPr>
-    </w:lvl>
-    <w:lvl w:ilvl="8">
-      <w:start w:val="1"/>
-      <w:numFmt w:val="decimal"/>
-      <w:lvlText w:val="%9."/>
-      <w:lvlJc w:val="left"/>
-      <w:pPr>
-        <w:ind w:left="6480" w:hanging="480"/>
-      </w:pPr>
-    </w:lvl>
-  </w:abstractNum>
-  <w:abstractNum w:abstractNumId="994116">
-    <w:nsid w:val="A994116"/>
-    <w:multiLevelType w:val="multilevel"/>
-    <w:lvl w:ilvl="0">
-      <w:start w:val="16"/>
-      <w:numFmt w:val="decimal"/>
-      <w:lvlText w:val="%1."/>
-      <w:lvlJc w:val="left"/>
-      <w:pPr>
-        <w:ind w:left="720" w:hanging="480"/>
-      </w:pPr>
-    </w:lvl>
-    <w:lvl w:ilvl="1">
-      <w:start w:val="16"/>
-      <w:numFmt w:val="decimal"/>
-      <w:lvlText w:val="%2."/>
-      <w:lvlJc w:val="left"/>
-      <w:pPr>
-        <w:ind w:left="1440" w:hanging="480"/>
-      </w:pPr>
-    </w:lvl>
-    <w:lvl w:ilvl="2">
-      <w:start w:val="16"/>
-      <w:numFmt w:val="decimal"/>
-      <w:lvlText w:val="%3."/>
-      <w:lvlJc w:val="left"/>
-      <w:pPr>
-        <w:ind w:left="2160" w:hanging="480"/>
-      </w:pPr>
-    </w:lvl>
-    <w:lvl w:ilvl="3">
-      <w:start w:val="16"/>
-      <w:numFmt w:val="decimal"/>
-      <w:lvlText w:val="%4."/>
-      <w:lvlJc w:val="left"/>
-      <w:pPr>
-        <w:ind w:left="2880" w:hanging="480"/>
-      </w:pPr>
-    </w:lvl>
-    <w:lvl w:ilvl="4">
-      <w:start w:val="16"/>
-      <w:numFmt w:val="decimal"/>
-      <w:lvlText w:val="%5."/>
-      <w:lvlJc w:val="left"/>
-      <w:pPr>
-        <w:ind w:left="3600" w:hanging="480"/>
-      </w:pPr>
-    </w:lvl>
-    <w:lvl w:ilvl="5">
-      <w:start w:val="16"/>
-      <w:numFmt w:val="decimal"/>
-      <w:lvlText w:val="%6."/>
-      <w:lvlJc w:val="left"/>
-      <w:pPr>
-        <w:ind w:left="4320" w:hanging="480"/>
-      </w:pPr>
-    </w:lvl>
-    <w:lvl w:ilvl="6">
-      <w:start w:val="16"/>
-      <w:numFmt w:val="decimal"/>
-      <w:lvlText w:val="%7."/>
-      <w:lvlJc w:val="left"/>
-      <w:pPr>
-        <w:ind w:left="5040" w:hanging="480"/>
-      </w:pPr>
-    </w:lvl>
-    <w:lvl w:ilvl="7">
-      <w:start w:val="16"/>
-      <w:numFmt w:val="decimal"/>
-      <w:lvlText w:val="%8."/>
-      <w:lvlJc w:val="left"/>
-      <w:pPr>
-        <w:ind w:left="5760" w:hanging="480"/>
-      </w:pPr>
-    </w:lvl>
-    <w:lvl w:ilvl="8">
-      <w:start w:val="16"/>
-      <w:numFmt w:val="decimal"/>
-      <w:lvlText w:val="%9."/>
-      <w:lvlJc w:val="left"/>
-      <w:pPr>
-        <w:ind w:left="6480" w:hanging="480"/>
-      </w:pPr>
-    </w:lvl>
-  </w:abstractNum>
-  <w:abstractNum w:abstractNumId="994151">
-    <w:nsid w:val="A994151"/>
-    <w:multiLevelType w:val="multilevel"/>
-    <w:lvl w:ilvl="0">
-      <w:start w:val="51"/>
-      <w:numFmt w:val="decimal"/>
-      <w:lvlText w:val="%1."/>
-      <w:lvlJc w:val="left"/>
-      <w:pPr>
-        <w:ind w:left="720" w:hanging="480"/>
-      </w:pPr>
-    </w:lvl>
-    <w:lvl w:ilvl="1">
-      <w:start w:val="51"/>
-      <w:numFmt w:val="decimal"/>
-      <w:lvlText w:val="%2."/>
-      <w:lvlJc w:val="left"/>
-      <w:pPr>
-        <w:ind w:left="1440" w:hanging="480"/>
-      </w:pPr>
-    </w:lvl>
-    <w:lvl w:ilvl="2">
-      <w:start w:val="51"/>
-      <w:numFmt w:val="decimal"/>
-      <w:lvlText w:val="%3."/>
-      <w:lvlJc w:val="left"/>
-      <w:pPr>
-        <w:ind w:left="2160" w:hanging="480"/>
-      </w:pPr>
-    </w:lvl>
-    <w:lvl w:ilvl="3">
-      <w:start w:val="51"/>
-      <w:numFmt w:val="decimal"/>
-      <w:lvlText w:val="%4."/>
-      <w:lvlJc w:val="left"/>
-      <w:pPr>
-        <w:ind w:left="2880" w:hanging="480"/>
-      </w:pPr>
-    </w:lvl>
-    <w:lvl w:ilvl="4">
-      <w:start w:val="51"/>
-      <w:numFmt w:val="decimal"/>
-      <w:lvlText w:val="%5."/>
-      <w:lvlJc w:val="left"/>
-      <w:pPr>
-        <w:ind w:left="3600" w:hanging="480"/>
-      </w:pPr>
-    </w:lvl>
-    <w:lvl w:ilvl="5">
-      <w:start w:val="51"/>
-      <w:numFmt w:val="decimal"/>
-      <w:lvlText w:val="%6."/>
-      <w:lvlJc w:val="left"/>
-      <w:pPr>
-        <w:ind w:left="4320" w:hanging="480"/>
-      </w:pPr>
-    </w:lvl>
-    <w:lvl w:ilvl="6">
-      <w:start w:val="51"/>
-      <w:numFmt w:val="decimal"/>
-      <w:lvlText w:val="%7."/>
-      <w:lvlJc w:val="left"/>
-      <w:pPr>
-        <w:ind w:left="5040" w:hanging="480"/>
-      </w:pPr>
-    </w:lvl>
-    <w:lvl w:ilvl="7">
-      <w:start w:val="51"/>
-      <w:numFmt w:val="decimal"/>
-      <w:lvlText w:val="%8."/>
-      <w:lvlJc w:val="left"/>
-      <w:pPr>
-        <w:ind w:left="5760" w:hanging="480"/>
-      </w:pPr>
-    </w:lvl>
-    <w:lvl w:ilvl="8">
-      <w:start w:val="51"/>
-      <w:numFmt w:val="decimal"/>
-      <w:lvlText w:val="%9."/>
-      <w:lvlJc w:val="left"/>
-      <w:pPr>
-        <w:ind w:left="6480" w:hanging="480"/>
-      </w:pPr>
-    </w:lvl>
-  </w:abstractNum>
-  <w:abstractNum w:abstractNumId="994181">
-    <w:nsid w:val="A994181"/>
-    <w:multiLevelType w:val="multilevel"/>
-    <w:lvl w:ilvl="0">
-      <w:start w:val="81"/>
-      <w:numFmt w:val="decimal"/>
-      <w:lvlText w:val="%1."/>
-      <w:lvlJc w:val="left"/>
-      <w:pPr>
-        <w:ind w:left="720" w:hanging="480"/>
-      </w:pPr>
-    </w:lvl>
-    <w:lvl w:ilvl="1">
-      <w:start w:val="81"/>
-      <w:numFmt w:val="decimal"/>
-      <w:lvlText w:val="%2."/>
-      <w:lvlJc w:val="left"/>
-      <w:pPr>
-        <w:ind w:left="1440" w:hanging="480"/>
-      </w:pPr>
-    </w:lvl>
-    <w:lvl w:ilvl="2">
-      <w:start w:val="81"/>
-      <w:numFmt w:val="decimal"/>
-      <w:lvlText w:val="%3."/>
-      <w:lvlJc w:val="left"/>
-      <w:pPr>
-        <w:ind w:left="2160" w:hanging="480"/>
-      </w:pPr>
-    </w:lvl>
-    <w:lvl w:ilvl="3">
-      <w:start w:val="81"/>
-      <w:numFmt w:val="decimal"/>
-      <w:lvlText w:val="%4."/>
-      <w:lvlJc w:val="left"/>
-      <w:pPr>
-        <w:ind w:left="2880" w:hanging="480"/>
-      </w:pPr>
-    </w:lvl>
-    <w:lvl w:ilvl="4">
-      <w:start w:val="81"/>
-      <w:numFmt w:val="decimal"/>
-      <w:lvlText w:val="%5."/>
-      <w:lvlJc w:val="left"/>
-      <w:pPr>
-        <w:ind w:left="3600" w:hanging="480"/>
-      </w:pPr>
-    </w:lvl>
-    <w:lvl w:ilvl="5">
-      <w:start w:val="81"/>
-      <w:numFmt w:val="decimal"/>
-      <w:lvlText w:val="%6."/>
-      <w:lvlJc w:val="left"/>
-      <w:pPr>
-        <w:ind w:left="4320" w:hanging="480"/>
-      </w:pPr>
-    </w:lvl>
-    <w:lvl w:ilvl="6">
-      <w:start w:val="81"/>
-      <w:numFmt w:val="decimal"/>
-      <w:lvlText w:val="%7."/>
-      <w:lvlJc w:val="left"/>
-      <w:pPr>
-        <w:ind w:left="5040" w:hanging="480"/>
-      </w:pPr>
-    </w:lvl>
-    <w:lvl w:ilvl="7">
-      <w:start w:val="81"/>
-      <w:numFmt w:val="decimal"/>
-      <w:lvlText w:val="%8."/>
-      <w:lvlJc w:val="left"/>
-      <w:pPr>
-        <w:ind w:left="5760" w:hanging="480"/>
-      </w:pPr>
-    </w:lvl>
-    <w:lvl w:ilvl="8">
-      <w:start w:val="81"/>
-      <w:numFmt w:val="decimal"/>
-      <w:lvlText w:val="%9."/>
-      <w:lvlJc w:val="left"/>
-      <w:pPr>
-        <w:ind w:left="6480" w:hanging="480"/>
-      </w:pPr>
-    </w:lvl>
-  </w:abstractNum>
-  <w:abstractNum w:abstractNumId="9941106">
-    <w:nsid w:val="A9941106"/>
-    <w:multiLevelType w:val="multilevel"/>
-    <w:lvl w:ilvl="0">
-      <w:start w:val="106"/>
-      <w:numFmt w:val="decimal"/>
-      <w:lvlText w:val="%1."/>
-      <w:lvlJc w:val="left"/>
-      <w:pPr>
-        <w:ind w:left="720" w:hanging="480"/>
-      </w:pPr>
-    </w:lvl>
-    <w:lvl w:ilvl="1">
-      <w:start w:val="106"/>
-      <w:numFmt w:val="decimal"/>
-      <w:lvlText w:val="%2."/>
-      <w:lvlJc w:val="left"/>
-      <w:pPr>
-        <w:ind w:left="1440" w:hanging="480"/>
-      </w:pPr>
-    </w:lvl>
-    <w:lvl w:ilvl="2">
-      <w:start w:val="106"/>
-      <w:numFmt w:val="decimal"/>
-      <w:lvlText w:val="%3."/>
-      <w:lvlJc w:val="left"/>
-      <w:pPr>
-        <w:ind w:left="2160" w:hanging="480"/>
-      </w:pPr>
-    </w:lvl>
-    <w:lvl w:ilvl="3">
-      <w:start w:val="106"/>
-      <w:numFmt w:val="decimal"/>
-      <w:lvlText w:val="%4."/>
-      <w:lvlJc w:val="left"/>
-      <w:pPr>
-        <w:ind w:left="2880" w:hanging="480"/>
-      </w:pPr>
-    </w:lvl>
-    <w:lvl w:ilvl="4">
-      <w:start w:val="106"/>
-      <w:numFmt w:val="decimal"/>
-      <w:lvlText w:val="%5."/>
-      <w:lvlJc w:val="left"/>
-      <w:pPr>
-        <w:ind w:left="3600" w:hanging="480"/>
-      </w:pPr>
-    </w:lvl>
-    <w:lvl w:ilvl="5">
-      <w:start w:val="106"/>
-      <w:numFmt w:val="decimal"/>
-      <w:lvlText w:val="%6."/>
-      <w:lvlJc w:val="left"/>
-      <w:pPr>
-        <w:ind w:left="4320" w:hanging="480"/>
-      </w:pPr>
-    </w:lvl>
-    <w:lvl w:ilvl="6">
-      <w:start w:val="106"/>
-      <w:numFmt w:val="decimal"/>
-      <w:lvlText w:val="%7."/>
-      <w:lvlJc w:val="left"/>
-      <w:pPr>
-        <w:ind w:left="5040" w:hanging="480"/>
-      </w:pPr>
-    </w:lvl>
-    <w:lvl w:ilvl="7">
-      <w:start w:val="106"/>
-      <w:numFmt w:val="decimal"/>
-      <w:lvlText w:val="%8."/>
-      <w:lvlJc w:val="left"/>
-      <w:pPr>
-        <w:ind w:left="5760" w:hanging="480"/>
-      </w:pPr>
-    </w:lvl>
-    <w:lvl w:ilvl="8">
-      <w:start w:val="106"/>
-      <w:numFmt w:val="decimal"/>
-      <w:lvlText w:val="%9."/>
-      <w:lvlJc w:val="left"/>
-      <w:pPr>
-        <w:ind w:left="6480" w:hanging="480"/>
-      </w:pPr>
-    </w:lvl>
-  </w:abstractNum>
   <w:num w:numId="1000">
     <w:abstractNumId w:val="990"/>
-  </w:num>
-  <w:num w:numId="1001">
-    <w:abstractNumId w:val="99411"/>
-    <w:lvlOverride w:ilvl="0">
-      <w:startOverride w:val="1"/>
-    </w:lvlOverride>
-    <w:lvlOverride w:ilvl="1">
-      <w:startOverride w:val="1"/>
-    </w:lvlOverride>
-    <w:lvlOverride w:ilvl="2">
-      <w:startOverride w:val="1"/>
-    </w:lvlOverride>
-    <w:lvlOverride w:ilvl="3">
-      <w:startOverride w:val="1"/>
-    </w:lvlOverride>
-    <w:lvlOverride w:ilvl="4">
-      <w:startOverride w:val="1"/>
-    </w:lvlOverride>
-    <w:lvlOverride w:ilvl="5">
-      <w:startOverride w:val="1"/>
-    </w:lvlOverride>
-    <w:lvlOverride w:ilvl="6">
-      <w:startOverride w:val="1"/>
-    </w:lvlOverride>
-    <w:lvlOverride w:ilvl="7">
-      <w:startOverride w:val="1"/>
-    </w:lvlOverride>
-    <w:lvlOverride w:ilvl="8">
-      <w:startOverride w:val="1"/>
-    </w:lvlOverride>
-  </w:num>
-  <w:num w:numId="1002">
-    <w:abstractNumId w:val="994116"/>
-    <w:lvlOverride w:ilvl="0">
-      <w:startOverride w:val="16"/>
-    </w:lvlOverride>
-    <w:lvlOverride w:ilvl="1">
-      <w:startOverride w:val="16"/>
-    </w:lvlOverride>
-    <w:lvlOverride w:ilvl="2">
-      <w:startOverride w:val="16"/>
-    </w:lvlOverride>
-    <w:lvlOverride w:ilvl="3">
-      <w:startOverride w:val="16"/>
-    </w:lvlOverride>
-    <w:lvlOverride w:ilvl="4">
-      <w:startOverride w:val="16"/>
-    </w:lvlOverride>
-    <w:lvlOverride w:ilvl="5">
-      <w:startOverride w:val="16"/>
-    </w:lvlOverride>
-    <w:lvlOverride w:ilvl="6">
-      <w:startOverride w:val="16"/>
-    </w:lvlOverride>
-    <w:lvlOverride w:ilvl="7">
-      <w:startOverride w:val="16"/>
-    </w:lvlOverride>
-    <w:lvlOverride w:ilvl="8">
-      <w:startOverride w:val="16"/>
-    </w:lvlOverride>
-  </w:num>
-  <w:num w:numId="1003">
-    <w:abstractNumId w:val="994151"/>
-    <w:lvlOverride w:ilvl="0">
-      <w:startOverride w:val="51"/>
-    </w:lvlOverride>
-    <w:lvlOverride w:ilvl="1">
-      <w:startOverride w:val="51"/>
-    </w:lvlOverride>
-    <w:lvlOverride w:ilvl="2">
-      <w:startOverride w:val="51"/>
-    </w:lvlOverride>
-    <w:lvlOverride w:ilvl="3">
-      <w:startOverride w:val="51"/>
-    </w:lvlOverride>
-    <w:lvlOverride w:ilvl="4">
-      <w:startOverride w:val="51"/>
-    </w:lvlOverride>
-    <w:lvlOverride w:ilvl="5">
-      <w:startOverride w:val="51"/>
-    </w:lvlOverride>
-    <w:lvlOverride w:ilvl="6">
-      <w:startOverride w:val="51"/>
-    </w:lvlOverride>
-    <w:lvlOverride w:ilvl="7">
-      <w:startOverride w:val="51"/>
-    </w:lvlOverride>
-    <w:lvlOverride w:ilvl="8">
-      <w:startOverride w:val="51"/>
-    </w:lvlOverride>
-  </w:num>
-  <w:num w:numId="1004">
-    <w:abstractNumId w:val="994181"/>
-    <w:lvlOverride w:ilvl="0">
-      <w:startOverride w:val="81"/>
-    </w:lvlOverride>
-    <w:lvlOverride w:ilvl="1">
-      <w:startOverride w:val="81"/>
-    </w:lvlOverride>
-    <w:lvlOverride w:ilvl="2">
-      <w:startOverride w:val="81"/>
-    </w:lvlOverride>
-    <w:lvlOverride w:ilvl="3">
-      <w:startOverride w:val="81"/>
-    </w:lvlOverride>
-    <w:lvlOverride w:ilvl="4">
-      <w:startOverride w:val="81"/>
-    </w:lvlOverride>
-    <w:lvlOverride w:ilvl="5">
-      <w:startOverride w:val="81"/>
-    </w:lvlOverride>
-    <w:lvlOverride w:ilvl="6">
-      <w:startOverride w:val="81"/>
-    </w:lvlOverride>
-    <w:lvlOverride w:ilvl="7">
-      <w:startOverride w:val="81"/>
-    </w:lvlOverride>
-    <w:lvlOverride w:ilvl="8">
-      <w:startOverride w:val="81"/>
-    </w:lvlOverride>
-  </w:num>
-  <w:num w:numId="1005">
-    <w:abstractNumId w:val="9941106"/>
-    <w:lvlOverride w:ilvl="0">
-      <w:startOverride w:val="106"/>
-    </w:lvlOverride>
-    <w:lvlOverride w:ilvl="1">
-      <w:startOverride w:val="106"/>
-    </w:lvlOverride>
-    <w:lvlOverride w:ilvl="2">
-      <w:startOverride w:val="106"/>
-    </w:lvlOverride>
-    <w:lvlOverride w:ilvl="3">
-      <w:startOverride w:val="106"/>
-    </w:lvlOverride>
-    <w:lvlOverride w:ilvl="4">
-      <w:startOverride w:val="106"/>
-    </w:lvlOverride>
-    <w:lvlOverride w:ilvl="5">
-      <w:startOverride w:val="106"/>
-    </w:lvlOverride>
-    <w:lvlOverride w:ilvl="6">
-      <w:startOverride w:val="106"/>
-    </w:lvlOverride>
-    <w:lvlOverride w:ilvl="7">
-      <w:startOverride w:val="106"/>
-    </w:lvlOverride>
-    <w:lvlOverride w:ilvl="8">
-      <w:startOverride w:val="106"/>
-    </w:lvlOverride>
   </w:num>
 </w:numbering>
 </file>
